--- a/HCM_KS25_CNTT5_NguyenDucHuy_002_IT105.docx
+++ b/HCM_KS25_CNTT5_NguyenDucHuy_002_IT105.docx
@@ -4,7 +4,15 @@
   <w:body>
     <w:p>
       <w:r>
-        <w:t>PHỤ LỤC . MẪU LÀM BÀI</w:t>
+        <w:t xml:space="preserve">PHỤ </w:t>
+      </w:r>
+      <w:proofErr w:type="gramStart"/>
+      <w:r>
+        <w:t>LỤC .</w:t>
+      </w:r>
+      <w:proofErr w:type="gramEnd"/>
+      <w:r>
+        <w:t xml:space="preserve"> MẪU LÀM BÀI</w:t>
       </w:r>
     </w:p>
     <w:p>
@@ -16,8 +24,37 @@
       </w:r>
     </w:p>
     <w:p>
-      <w:r>
-        <w:t xml:space="preserve">Phân tích yêu cầu </w:t>
+      <w:proofErr w:type="spellStart"/>
+      <w:r>
+        <w:t>Phân</w:t>
+      </w:r>
+      <w:proofErr w:type="spellEnd"/>
+      <w:r>
+        <w:t xml:space="preserve"> </w:t>
+      </w:r>
+      <w:proofErr w:type="spellStart"/>
+      <w:r>
+        <w:t>tích</w:t>
+      </w:r>
+      <w:proofErr w:type="spellEnd"/>
+      <w:r>
+        <w:t xml:space="preserve"> </w:t>
+      </w:r>
+      <w:proofErr w:type="spellStart"/>
+      <w:r>
+        <w:t>yêu</w:t>
+      </w:r>
+      <w:proofErr w:type="spellEnd"/>
+      <w:r>
+        <w:t xml:space="preserve"> </w:t>
+      </w:r>
+      <w:proofErr w:type="spellStart"/>
+      <w:r>
+        <w:t>cầu</w:t>
+      </w:r>
+      <w:proofErr w:type="spellEnd"/>
+      <w:r>
+        <w:t xml:space="preserve"> </w:t>
       </w:r>
     </w:p>
     <w:tbl>
@@ -36,9 +73,11 @@
             <w:tcW w:w="4675" w:type="dxa"/>
           </w:tcPr>
           <w:p>
+            <w:proofErr w:type="spellStart"/>
             <w:r>
               <w:t>Mục</w:t>
             </w:r>
+            <w:proofErr w:type="spellEnd"/>
           </w:p>
         </w:tc>
         <w:tc>
@@ -46,8 +85,13 @@
             <w:tcW w:w="4675" w:type="dxa"/>
           </w:tcPr>
           <w:p>
-            <w:r>
-              <w:t>Nội Dung</w:t>
+            <w:proofErr w:type="spellStart"/>
+            <w:r>
+              <w:t>Nội</w:t>
+            </w:r>
+            <w:proofErr w:type="spellEnd"/>
+            <w:r>
+              <w:t xml:space="preserve"> Dung</w:t>
             </w:r>
           </w:p>
         </w:tc>
@@ -59,8 +103,29 @@
           </w:tcPr>
           <w:p>
             <w:r>
-              <w:t>Actor chính – vai trò</w:t>
-            </w:r>
+              <w:t xml:space="preserve">Actor </w:t>
+            </w:r>
+            <w:proofErr w:type="spellStart"/>
+            <w:r>
+              <w:t>chính</w:t>
+            </w:r>
+            <w:proofErr w:type="spellEnd"/>
+            <w:r>
+              <w:t xml:space="preserve"> – </w:t>
+            </w:r>
+            <w:proofErr w:type="spellStart"/>
+            <w:r>
+              <w:t>vai</w:t>
+            </w:r>
+            <w:proofErr w:type="spellEnd"/>
+            <w:r>
+              <w:t xml:space="preserve"> </w:t>
+            </w:r>
+            <w:proofErr w:type="spellStart"/>
+            <w:r>
+              <w:t>trò</w:t>
+            </w:r>
+            <w:proofErr w:type="spellEnd"/>
           </w:p>
         </w:tc>
         <w:tc>
@@ -68,8 +133,405 @@
             <w:tcW w:w="4675" w:type="dxa"/>
           </w:tcPr>
           <w:p>
-            <w:r>
-              <w:t xml:space="preserve">Khách hàng – Là người sử dụng ứng dụng cauir khách sạn nên là người nắm rõ nhất những lỗi hay những tính năng chưa hoàn thiện của khách sạn để góp ý và giúp khách sạn trở nên hoàn hảo và ứng dụng của khách sạn lầm ra trơ nên chínnh xác hơn </w:t>
+            <w:proofErr w:type="spellStart"/>
+            <w:r>
+              <w:t>Khách</w:t>
+            </w:r>
+            <w:proofErr w:type="spellEnd"/>
+            <w:r>
+              <w:t xml:space="preserve"> </w:t>
+            </w:r>
+            <w:proofErr w:type="spellStart"/>
+            <w:r>
+              <w:t>hàng</w:t>
+            </w:r>
+            <w:proofErr w:type="spellEnd"/>
+            <w:r>
+              <w:t xml:space="preserve"> – </w:t>
+            </w:r>
+            <w:proofErr w:type="spellStart"/>
+            <w:r>
+              <w:t>Là</w:t>
+            </w:r>
+            <w:proofErr w:type="spellEnd"/>
+            <w:r>
+              <w:t xml:space="preserve"> </w:t>
+            </w:r>
+            <w:proofErr w:type="spellStart"/>
+            <w:r>
+              <w:t>người</w:t>
+            </w:r>
+            <w:proofErr w:type="spellEnd"/>
+            <w:r>
+              <w:t xml:space="preserve"> </w:t>
+            </w:r>
+            <w:proofErr w:type="spellStart"/>
+            <w:r>
+              <w:t>sử</w:t>
+            </w:r>
+            <w:proofErr w:type="spellEnd"/>
+            <w:r>
+              <w:t xml:space="preserve"> </w:t>
+            </w:r>
+            <w:proofErr w:type="spellStart"/>
+            <w:r>
+              <w:t>dụng</w:t>
+            </w:r>
+            <w:proofErr w:type="spellEnd"/>
+            <w:r>
+              <w:t xml:space="preserve"> </w:t>
+            </w:r>
+            <w:proofErr w:type="spellStart"/>
+            <w:r>
+              <w:t>ứng</w:t>
+            </w:r>
+            <w:proofErr w:type="spellEnd"/>
+            <w:r>
+              <w:t xml:space="preserve"> </w:t>
+            </w:r>
+            <w:proofErr w:type="spellStart"/>
+            <w:r>
+              <w:t>dụng</w:t>
+            </w:r>
+            <w:proofErr w:type="spellEnd"/>
+            <w:r>
+              <w:t xml:space="preserve"> </w:t>
+            </w:r>
+            <w:proofErr w:type="spellStart"/>
+            <w:r>
+              <w:t>cauir</w:t>
+            </w:r>
+            <w:proofErr w:type="spellEnd"/>
+            <w:r>
+              <w:t xml:space="preserve"> </w:t>
+            </w:r>
+            <w:proofErr w:type="spellStart"/>
+            <w:r>
+              <w:t>khách</w:t>
+            </w:r>
+            <w:proofErr w:type="spellEnd"/>
+            <w:r>
+              <w:t xml:space="preserve"> </w:t>
+            </w:r>
+            <w:proofErr w:type="spellStart"/>
+            <w:r>
+              <w:t>sạn</w:t>
+            </w:r>
+            <w:proofErr w:type="spellEnd"/>
+            <w:r>
+              <w:t xml:space="preserve"> </w:t>
+            </w:r>
+            <w:proofErr w:type="spellStart"/>
+            <w:r>
+              <w:t>nên</w:t>
+            </w:r>
+            <w:proofErr w:type="spellEnd"/>
+            <w:r>
+              <w:t xml:space="preserve"> </w:t>
+            </w:r>
+            <w:proofErr w:type="spellStart"/>
+            <w:r>
+              <w:t>là</w:t>
+            </w:r>
+            <w:proofErr w:type="spellEnd"/>
+            <w:r>
+              <w:t xml:space="preserve"> </w:t>
+            </w:r>
+            <w:proofErr w:type="spellStart"/>
+            <w:r>
+              <w:t>người</w:t>
+            </w:r>
+            <w:proofErr w:type="spellEnd"/>
+            <w:r>
+              <w:t xml:space="preserve"> </w:t>
+            </w:r>
+            <w:proofErr w:type="spellStart"/>
+            <w:r>
+              <w:t>nắm</w:t>
+            </w:r>
+            <w:proofErr w:type="spellEnd"/>
+            <w:r>
+              <w:t xml:space="preserve"> </w:t>
+            </w:r>
+            <w:proofErr w:type="spellStart"/>
+            <w:r>
+              <w:t>rõ</w:t>
+            </w:r>
+            <w:proofErr w:type="spellEnd"/>
+            <w:r>
+              <w:t xml:space="preserve"> </w:t>
+            </w:r>
+            <w:proofErr w:type="spellStart"/>
+            <w:r>
+              <w:t>nhất</w:t>
+            </w:r>
+            <w:proofErr w:type="spellEnd"/>
+            <w:r>
+              <w:t xml:space="preserve"> </w:t>
+            </w:r>
+            <w:proofErr w:type="spellStart"/>
+            <w:r>
+              <w:t>những</w:t>
+            </w:r>
+            <w:proofErr w:type="spellEnd"/>
+            <w:r>
+              <w:t xml:space="preserve"> </w:t>
+            </w:r>
+            <w:proofErr w:type="spellStart"/>
+            <w:r>
+              <w:t>lỗi</w:t>
+            </w:r>
+            <w:proofErr w:type="spellEnd"/>
+            <w:r>
+              <w:t xml:space="preserve"> hay </w:t>
+            </w:r>
+            <w:proofErr w:type="spellStart"/>
+            <w:r>
+              <w:t>những</w:t>
+            </w:r>
+            <w:proofErr w:type="spellEnd"/>
+            <w:r>
+              <w:t xml:space="preserve"> </w:t>
+            </w:r>
+            <w:proofErr w:type="spellStart"/>
+            <w:r>
+              <w:t>tính</w:t>
+            </w:r>
+            <w:proofErr w:type="spellEnd"/>
+            <w:r>
+              <w:t xml:space="preserve"> </w:t>
+            </w:r>
+            <w:proofErr w:type="spellStart"/>
+            <w:r>
+              <w:t>năng</w:t>
+            </w:r>
+            <w:proofErr w:type="spellEnd"/>
+            <w:r>
+              <w:t xml:space="preserve"> </w:t>
+            </w:r>
+            <w:proofErr w:type="spellStart"/>
+            <w:r>
+              <w:t>chưa</w:t>
+            </w:r>
+            <w:proofErr w:type="spellEnd"/>
+            <w:r>
+              <w:t xml:space="preserve"> </w:t>
+            </w:r>
+            <w:proofErr w:type="spellStart"/>
+            <w:r>
+              <w:t>hoàn</w:t>
+            </w:r>
+            <w:proofErr w:type="spellEnd"/>
+            <w:r>
+              <w:t xml:space="preserve"> </w:t>
+            </w:r>
+            <w:proofErr w:type="spellStart"/>
+            <w:r>
+              <w:t>thiện</w:t>
+            </w:r>
+            <w:proofErr w:type="spellEnd"/>
+            <w:r>
+              <w:t xml:space="preserve"> </w:t>
+            </w:r>
+            <w:proofErr w:type="spellStart"/>
+            <w:r>
+              <w:t>của</w:t>
+            </w:r>
+            <w:proofErr w:type="spellEnd"/>
+            <w:r>
+              <w:t xml:space="preserve"> </w:t>
+            </w:r>
+            <w:proofErr w:type="spellStart"/>
+            <w:r>
+              <w:t>khách</w:t>
+            </w:r>
+            <w:proofErr w:type="spellEnd"/>
+            <w:r>
+              <w:t xml:space="preserve"> </w:t>
+            </w:r>
+            <w:proofErr w:type="spellStart"/>
+            <w:r>
+              <w:t>sạn</w:t>
+            </w:r>
+            <w:proofErr w:type="spellEnd"/>
+            <w:r>
+              <w:t xml:space="preserve"> </w:t>
+            </w:r>
+            <w:proofErr w:type="spellStart"/>
+            <w:r>
+              <w:t>để</w:t>
+            </w:r>
+            <w:proofErr w:type="spellEnd"/>
+            <w:r>
+              <w:t xml:space="preserve"> </w:t>
+            </w:r>
+            <w:proofErr w:type="spellStart"/>
+            <w:r>
+              <w:t>góp</w:t>
+            </w:r>
+            <w:proofErr w:type="spellEnd"/>
+            <w:r>
+              <w:t xml:space="preserve"> ý </w:t>
+            </w:r>
+            <w:proofErr w:type="spellStart"/>
+            <w:r>
+              <w:t>và</w:t>
+            </w:r>
+            <w:proofErr w:type="spellEnd"/>
+            <w:r>
+              <w:t xml:space="preserve"> </w:t>
+            </w:r>
+            <w:proofErr w:type="spellStart"/>
+            <w:r>
+              <w:t>giúp</w:t>
+            </w:r>
+            <w:proofErr w:type="spellEnd"/>
+            <w:r>
+              <w:t xml:space="preserve"> </w:t>
+            </w:r>
+            <w:proofErr w:type="spellStart"/>
+            <w:r>
+              <w:t>khách</w:t>
+            </w:r>
+            <w:proofErr w:type="spellEnd"/>
+            <w:r>
+              <w:t xml:space="preserve"> </w:t>
+            </w:r>
+            <w:proofErr w:type="spellStart"/>
+            <w:r>
+              <w:t>sạn</w:t>
+            </w:r>
+            <w:proofErr w:type="spellEnd"/>
+            <w:r>
+              <w:t xml:space="preserve"> </w:t>
+            </w:r>
+            <w:proofErr w:type="spellStart"/>
+            <w:r>
+              <w:t>trở</w:t>
+            </w:r>
+            <w:proofErr w:type="spellEnd"/>
+            <w:r>
+              <w:t xml:space="preserve"> </w:t>
+            </w:r>
+            <w:proofErr w:type="spellStart"/>
+            <w:r>
+              <w:t>nên</w:t>
+            </w:r>
+            <w:proofErr w:type="spellEnd"/>
+            <w:r>
+              <w:t xml:space="preserve"> </w:t>
+            </w:r>
+            <w:proofErr w:type="spellStart"/>
+            <w:r>
+              <w:t>hoàn</w:t>
+            </w:r>
+            <w:proofErr w:type="spellEnd"/>
+            <w:r>
+              <w:t xml:space="preserve"> </w:t>
+            </w:r>
+            <w:proofErr w:type="spellStart"/>
+            <w:r>
+              <w:t>hảo</w:t>
+            </w:r>
+            <w:proofErr w:type="spellEnd"/>
+            <w:r>
+              <w:t xml:space="preserve"> </w:t>
+            </w:r>
+            <w:proofErr w:type="spellStart"/>
+            <w:r>
+              <w:t>và</w:t>
+            </w:r>
+            <w:proofErr w:type="spellEnd"/>
+            <w:r>
+              <w:t xml:space="preserve"> </w:t>
+            </w:r>
+            <w:proofErr w:type="spellStart"/>
+            <w:r>
+              <w:t>ứng</w:t>
+            </w:r>
+            <w:proofErr w:type="spellEnd"/>
+            <w:r>
+              <w:t xml:space="preserve"> </w:t>
+            </w:r>
+            <w:proofErr w:type="spellStart"/>
+            <w:r>
+              <w:t>dụng</w:t>
+            </w:r>
+            <w:proofErr w:type="spellEnd"/>
+            <w:r>
+              <w:t xml:space="preserve"> </w:t>
+            </w:r>
+            <w:proofErr w:type="spellStart"/>
+            <w:r>
+              <w:t>của</w:t>
+            </w:r>
+            <w:proofErr w:type="spellEnd"/>
+            <w:r>
+              <w:t xml:space="preserve"> </w:t>
+            </w:r>
+            <w:proofErr w:type="spellStart"/>
+            <w:r>
+              <w:t>khách</w:t>
+            </w:r>
+            <w:proofErr w:type="spellEnd"/>
+            <w:r>
+              <w:t xml:space="preserve"> </w:t>
+            </w:r>
+            <w:proofErr w:type="spellStart"/>
+            <w:r>
+              <w:t>sạn</w:t>
+            </w:r>
+            <w:proofErr w:type="spellEnd"/>
+            <w:r>
+              <w:t xml:space="preserve"> </w:t>
+            </w:r>
+            <w:proofErr w:type="spellStart"/>
+            <w:r>
+              <w:t>lầm</w:t>
+            </w:r>
+            <w:proofErr w:type="spellEnd"/>
+            <w:r>
+              <w:t xml:space="preserve"> ra </w:t>
+            </w:r>
+            <w:proofErr w:type="spellStart"/>
+            <w:r>
+              <w:t>trơ</w:t>
+            </w:r>
+            <w:proofErr w:type="spellEnd"/>
+            <w:r>
+              <w:t xml:space="preserve"> </w:t>
+            </w:r>
+            <w:proofErr w:type="spellStart"/>
+            <w:r>
+              <w:t>nên</w:t>
+            </w:r>
+            <w:proofErr w:type="spellEnd"/>
+            <w:r>
+              <w:t xml:space="preserve"> </w:t>
+            </w:r>
+            <w:proofErr w:type="spellStart"/>
+            <w:r>
+              <w:t>chínnh</w:t>
+            </w:r>
+            <w:proofErr w:type="spellEnd"/>
+            <w:r>
+              <w:t xml:space="preserve"> </w:t>
+            </w:r>
+            <w:proofErr w:type="spellStart"/>
+            <w:r>
+              <w:t>xác</w:t>
+            </w:r>
+            <w:proofErr w:type="spellEnd"/>
+            <w:r>
+              <w:t xml:space="preserve"> </w:t>
+            </w:r>
+            <w:proofErr w:type="spellStart"/>
+            <w:r>
+              <w:t>hơn</w:t>
+            </w:r>
+            <w:proofErr w:type="spellEnd"/>
+            <w:r>
+              <w:t xml:space="preserve"> </w:t>
             </w:r>
           </w:p>
         </w:tc>
@@ -80,8 +542,42 @@
             <w:tcW w:w="4675" w:type="dxa"/>
           </w:tcPr>
           <w:p>
-            <w:r>
-              <w:t>Yêu cầu chức năng(4)</w:t>
+            <w:proofErr w:type="spellStart"/>
+            <w:r>
+              <w:t>Yêu</w:t>
+            </w:r>
+            <w:proofErr w:type="spellEnd"/>
+            <w:r>
+              <w:t xml:space="preserve"> </w:t>
+            </w:r>
+            <w:proofErr w:type="spellStart"/>
+            <w:r>
+              <w:t>cầu</w:t>
+            </w:r>
+            <w:proofErr w:type="spellEnd"/>
+            <w:r>
+              <w:t xml:space="preserve"> </w:t>
+            </w:r>
+            <w:proofErr w:type="spellStart"/>
+            <w:r>
+              <w:t>chức</w:t>
+            </w:r>
+            <w:proofErr w:type="spellEnd"/>
+            <w:r>
+              <w:t xml:space="preserve"> </w:t>
+            </w:r>
+            <w:proofErr w:type="spellStart"/>
+            <w:proofErr w:type="gramStart"/>
+            <w:r>
+              <w:t>năng</w:t>
+            </w:r>
+            <w:proofErr w:type="spellEnd"/>
+            <w:r>
+              <w:t>(</w:t>
+            </w:r>
+            <w:proofErr w:type="gramEnd"/>
+            <w:r>
+              <w:t>4)</w:t>
             </w:r>
           </w:p>
         </w:tc>
@@ -90,9 +586,181 @@
             <w:tcW w:w="4675" w:type="dxa"/>
           </w:tcPr>
           <w:p>
-            <w:r>
-              <w:t>Chức năng đặt phòng,chọn khách sạn,loại phòng,đặt những dịch vụ đi kèm,nhận mã đặt phòng,áp mã giảm giá,tra cứu phòng còn trống</w:t>
-            </w:r>
+            <w:proofErr w:type="spellStart"/>
+            <w:r>
+              <w:t>Chức</w:t>
+            </w:r>
+            <w:proofErr w:type="spellEnd"/>
+            <w:r>
+              <w:t xml:space="preserve"> </w:t>
+            </w:r>
+            <w:proofErr w:type="spellStart"/>
+            <w:r>
+              <w:t>năng</w:t>
+            </w:r>
+            <w:proofErr w:type="spellEnd"/>
+            <w:r>
+              <w:t xml:space="preserve"> </w:t>
+            </w:r>
+            <w:proofErr w:type="spellStart"/>
+            <w:r>
+              <w:t>đặt</w:t>
+            </w:r>
+            <w:proofErr w:type="spellEnd"/>
+            <w:r>
+              <w:t xml:space="preserve"> </w:t>
+            </w:r>
+            <w:proofErr w:type="spellStart"/>
+            <w:proofErr w:type="gramStart"/>
+            <w:r>
+              <w:t>phòng,chọn</w:t>
+            </w:r>
+            <w:proofErr w:type="spellEnd"/>
+            <w:proofErr w:type="gramEnd"/>
+            <w:r>
+              <w:t xml:space="preserve"> </w:t>
+            </w:r>
+            <w:proofErr w:type="spellStart"/>
+            <w:r>
+              <w:t>khách</w:t>
+            </w:r>
+            <w:proofErr w:type="spellEnd"/>
+            <w:r>
+              <w:t xml:space="preserve"> </w:t>
+            </w:r>
+            <w:proofErr w:type="spellStart"/>
+            <w:r>
+              <w:t>sạn,loại</w:t>
+            </w:r>
+            <w:proofErr w:type="spellEnd"/>
+            <w:r>
+              <w:t xml:space="preserve"> </w:t>
+            </w:r>
+            <w:proofErr w:type="spellStart"/>
+            <w:r>
+              <w:t>phòng,đặt</w:t>
+            </w:r>
+            <w:proofErr w:type="spellEnd"/>
+            <w:r>
+              <w:t xml:space="preserve"> </w:t>
+            </w:r>
+            <w:proofErr w:type="spellStart"/>
+            <w:r>
+              <w:t>những</w:t>
+            </w:r>
+            <w:proofErr w:type="spellEnd"/>
+            <w:r>
+              <w:t xml:space="preserve"> </w:t>
+            </w:r>
+            <w:proofErr w:type="spellStart"/>
+            <w:r>
+              <w:t>dịch</w:t>
+            </w:r>
+            <w:proofErr w:type="spellEnd"/>
+            <w:r>
+              <w:t xml:space="preserve"> </w:t>
+            </w:r>
+            <w:proofErr w:type="spellStart"/>
+            <w:r>
+              <w:t>vụ</w:t>
+            </w:r>
+            <w:proofErr w:type="spellEnd"/>
+            <w:r>
+              <w:t xml:space="preserve"> </w:t>
+            </w:r>
+            <w:proofErr w:type="spellStart"/>
+            <w:r>
+              <w:t>đi</w:t>
+            </w:r>
+            <w:proofErr w:type="spellEnd"/>
+            <w:r>
+              <w:t xml:space="preserve"> </w:t>
+            </w:r>
+            <w:proofErr w:type="spellStart"/>
+            <w:r>
+              <w:t>kèm,nhận</w:t>
+            </w:r>
+            <w:proofErr w:type="spellEnd"/>
+            <w:r>
+              <w:t xml:space="preserve"> </w:t>
+            </w:r>
+            <w:proofErr w:type="spellStart"/>
+            <w:r>
+              <w:t>mã</w:t>
+            </w:r>
+            <w:proofErr w:type="spellEnd"/>
+            <w:r>
+              <w:t xml:space="preserve"> </w:t>
+            </w:r>
+            <w:proofErr w:type="spellStart"/>
+            <w:r>
+              <w:t>đặt</w:t>
+            </w:r>
+            <w:proofErr w:type="spellEnd"/>
+            <w:r>
+              <w:t xml:space="preserve"> </w:t>
+            </w:r>
+            <w:proofErr w:type="spellStart"/>
+            <w:r>
+              <w:t>phòng,áp</w:t>
+            </w:r>
+            <w:proofErr w:type="spellEnd"/>
+            <w:r>
+              <w:t xml:space="preserve"> </w:t>
+            </w:r>
+            <w:proofErr w:type="spellStart"/>
+            <w:r>
+              <w:t>mã</w:t>
+            </w:r>
+            <w:proofErr w:type="spellEnd"/>
+            <w:r>
+              <w:t xml:space="preserve"> </w:t>
+            </w:r>
+            <w:proofErr w:type="spellStart"/>
+            <w:r>
+              <w:t>giảm</w:t>
+            </w:r>
+            <w:proofErr w:type="spellEnd"/>
+            <w:r>
+              <w:t xml:space="preserve"> </w:t>
+            </w:r>
+            <w:proofErr w:type="spellStart"/>
+            <w:r>
+              <w:t>giá,tra</w:t>
+            </w:r>
+            <w:proofErr w:type="spellEnd"/>
+            <w:r>
+              <w:t xml:space="preserve"> </w:t>
+            </w:r>
+            <w:proofErr w:type="spellStart"/>
+            <w:r>
+              <w:t>cứu</w:t>
+            </w:r>
+            <w:proofErr w:type="spellEnd"/>
+            <w:r>
+              <w:t xml:space="preserve"> </w:t>
+            </w:r>
+            <w:proofErr w:type="spellStart"/>
+            <w:r>
+              <w:t>phòng</w:t>
+            </w:r>
+            <w:proofErr w:type="spellEnd"/>
+            <w:r>
+              <w:t xml:space="preserve"> </w:t>
+            </w:r>
+            <w:proofErr w:type="spellStart"/>
+            <w:r>
+              <w:t>còn</w:t>
+            </w:r>
+            <w:proofErr w:type="spellEnd"/>
+            <w:r>
+              <w:t xml:space="preserve"> </w:t>
+            </w:r>
+            <w:proofErr w:type="spellStart"/>
+            <w:r>
+              <w:t>trống</w:t>
+            </w:r>
+            <w:proofErr w:type="spellEnd"/>
           </w:p>
         </w:tc>
       </w:tr>
@@ -102,8 +770,42 @@
             <w:tcW w:w="4675" w:type="dxa"/>
           </w:tcPr>
           <w:p>
-            <w:r>
-              <w:t>Yêu cầu phi chức năng(2)</w:t>
+            <w:proofErr w:type="spellStart"/>
+            <w:r>
+              <w:t>Yêu</w:t>
+            </w:r>
+            <w:proofErr w:type="spellEnd"/>
+            <w:r>
+              <w:t xml:space="preserve"> </w:t>
+            </w:r>
+            <w:proofErr w:type="spellStart"/>
+            <w:r>
+              <w:t>cầu</w:t>
+            </w:r>
+            <w:proofErr w:type="spellEnd"/>
+            <w:r>
+              <w:t xml:space="preserve"> phi </w:t>
+            </w:r>
+            <w:proofErr w:type="spellStart"/>
+            <w:r>
+              <w:t>chức</w:t>
+            </w:r>
+            <w:proofErr w:type="spellEnd"/>
+            <w:r>
+              <w:t xml:space="preserve"> </w:t>
+            </w:r>
+            <w:proofErr w:type="spellStart"/>
+            <w:proofErr w:type="gramStart"/>
+            <w:r>
+              <w:t>năng</w:t>
+            </w:r>
+            <w:proofErr w:type="spellEnd"/>
+            <w:r>
+              <w:t>(</w:t>
+            </w:r>
+            <w:proofErr w:type="gramEnd"/>
+            <w:r>
+              <w:t>2)</w:t>
             </w:r>
           </w:p>
         </w:tc>
@@ -119,9 +821,443 @@
                 <w:numId w:val="2"/>
               </w:numPr>
             </w:pPr>
-            <w:r>
-              <w:t>Hệ thống phải đảm bảo phục vụ tốt cho khách hàng trong những mùa cao điểm, những lúc nhiều khách những lúc gặp những khách hàng khó tính thích những tính năng và giao diện mới mẽ tốc độ xử lý nghiệp vụ phải nhanh nhẹn không được chậm trễ làm khách hàng khó chịu</w:t>
-            </w:r>
+            <w:proofErr w:type="spellStart"/>
+            <w:r>
+              <w:t>Hệ</w:t>
+            </w:r>
+            <w:proofErr w:type="spellEnd"/>
+            <w:r>
+              <w:t xml:space="preserve"> </w:t>
+            </w:r>
+            <w:proofErr w:type="spellStart"/>
+            <w:r>
+              <w:t>thống</w:t>
+            </w:r>
+            <w:proofErr w:type="spellEnd"/>
+            <w:r>
+              <w:t xml:space="preserve"> </w:t>
+            </w:r>
+            <w:proofErr w:type="spellStart"/>
+            <w:r>
+              <w:t>phải</w:t>
+            </w:r>
+            <w:proofErr w:type="spellEnd"/>
+            <w:r>
+              <w:t xml:space="preserve"> </w:t>
+            </w:r>
+            <w:proofErr w:type="spellStart"/>
+            <w:r>
+              <w:t>đảm</w:t>
+            </w:r>
+            <w:proofErr w:type="spellEnd"/>
+            <w:r>
+              <w:t xml:space="preserve"> </w:t>
+            </w:r>
+            <w:proofErr w:type="spellStart"/>
+            <w:r>
+              <w:t>bảo</w:t>
+            </w:r>
+            <w:proofErr w:type="spellEnd"/>
+            <w:r>
+              <w:t xml:space="preserve"> </w:t>
+            </w:r>
+            <w:proofErr w:type="spellStart"/>
+            <w:r>
+              <w:t>phục</w:t>
+            </w:r>
+            <w:proofErr w:type="spellEnd"/>
+            <w:r>
+              <w:t xml:space="preserve"> </w:t>
+            </w:r>
+            <w:proofErr w:type="spellStart"/>
+            <w:r>
+              <w:t>vụ</w:t>
+            </w:r>
+            <w:proofErr w:type="spellEnd"/>
+            <w:r>
+              <w:t xml:space="preserve"> </w:t>
+            </w:r>
+            <w:proofErr w:type="spellStart"/>
+            <w:r>
+              <w:t>tốt</w:t>
+            </w:r>
+            <w:proofErr w:type="spellEnd"/>
+            <w:r>
+              <w:t xml:space="preserve"> </w:t>
+            </w:r>
+            <w:proofErr w:type="spellStart"/>
+            <w:r>
+              <w:t>cho</w:t>
+            </w:r>
+            <w:proofErr w:type="spellEnd"/>
+            <w:r>
+              <w:t xml:space="preserve"> </w:t>
+            </w:r>
+            <w:proofErr w:type="spellStart"/>
+            <w:r>
+              <w:t>khách</w:t>
+            </w:r>
+            <w:proofErr w:type="spellEnd"/>
+            <w:r>
+              <w:t xml:space="preserve"> </w:t>
+            </w:r>
+            <w:proofErr w:type="spellStart"/>
+            <w:r>
+              <w:t>hàng</w:t>
+            </w:r>
+            <w:proofErr w:type="spellEnd"/>
+            <w:r>
+              <w:t xml:space="preserve"> </w:t>
+            </w:r>
+            <w:proofErr w:type="spellStart"/>
+            <w:r>
+              <w:t>trong</w:t>
+            </w:r>
+            <w:proofErr w:type="spellEnd"/>
+            <w:r>
+              <w:t xml:space="preserve"> </w:t>
+            </w:r>
+            <w:proofErr w:type="spellStart"/>
+            <w:r>
+              <w:t>những</w:t>
+            </w:r>
+            <w:proofErr w:type="spellEnd"/>
+            <w:r>
+              <w:t xml:space="preserve"> </w:t>
+            </w:r>
+            <w:proofErr w:type="spellStart"/>
+            <w:r>
+              <w:t>mùa</w:t>
+            </w:r>
+            <w:proofErr w:type="spellEnd"/>
+            <w:r>
+              <w:t xml:space="preserve"> </w:t>
+            </w:r>
+            <w:proofErr w:type="spellStart"/>
+            <w:r>
+              <w:t>cao</w:t>
+            </w:r>
+            <w:proofErr w:type="spellEnd"/>
+            <w:r>
+              <w:t xml:space="preserve"> </w:t>
+            </w:r>
+            <w:proofErr w:type="spellStart"/>
+            <w:r>
+              <w:t>điểm</w:t>
+            </w:r>
+            <w:proofErr w:type="spellEnd"/>
+            <w:r>
+              <w:t xml:space="preserve">, </w:t>
+            </w:r>
+            <w:proofErr w:type="spellStart"/>
+            <w:r>
+              <w:t>những</w:t>
+            </w:r>
+            <w:proofErr w:type="spellEnd"/>
+            <w:r>
+              <w:t xml:space="preserve"> </w:t>
+            </w:r>
+            <w:proofErr w:type="spellStart"/>
+            <w:r>
+              <w:t>lúc</w:t>
+            </w:r>
+            <w:proofErr w:type="spellEnd"/>
+            <w:r>
+              <w:t xml:space="preserve"> </w:t>
+            </w:r>
+            <w:proofErr w:type="spellStart"/>
+            <w:r>
+              <w:t>nhiều</w:t>
+            </w:r>
+            <w:proofErr w:type="spellEnd"/>
+            <w:r>
+              <w:t xml:space="preserve"> </w:t>
+            </w:r>
+            <w:proofErr w:type="spellStart"/>
+            <w:r>
+              <w:t>khách</w:t>
+            </w:r>
+            <w:proofErr w:type="spellEnd"/>
+            <w:r>
+              <w:t xml:space="preserve"> </w:t>
+            </w:r>
+            <w:proofErr w:type="spellStart"/>
+            <w:r>
+              <w:t>những</w:t>
+            </w:r>
+            <w:proofErr w:type="spellEnd"/>
+            <w:r>
+              <w:t xml:space="preserve"> </w:t>
+            </w:r>
+            <w:proofErr w:type="spellStart"/>
+            <w:r>
+              <w:t>lúc</w:t>
+            </w:r>
+            <w:proofErr w:type="spellEnd"/>
+            <w:r>
+              <w:t xml:space="preserve"> </w:t>
+            </w:r>
+            <w:proofErr w:type="spellStart"/>
+            <w:r>
+              <w:t>gặp</w:t>
+            </w:r>
+            <w:proofErr w:type="spellEnd"/>
+            <w:r>
+              <w:t xml:space="preserve"> </w:t>
+            </w:r>
+            <w:proofErr w:type="spellStart"/>
+            <w:r>
+              <w:t>những</w:t>
+            </w:r>
+            <w:proofErr w:type="spellEnd"/>
+            <w:r>
+              <w:t xml:space="preserve"> </w:t>
+            </w:r>
+            <w:proofErr w:type="spellStart"/>
+            <w:r>
+              <w:t>khách</w:t>
+            </w:r>
+            <w:proofErr w:type="spellEnd"/>
+            <w:r>
+              <w:t xml:space="preserve"> </w:t>
+            </w:r>
+            <w:proofErr w:type="spellStart"/>
+            <w:r>
+              <w:t>hàng</w:t>
+            </w:r>
+            <w:proofErr w:type="spellEnd"/>
+            <w:r>
+              <w:t xml:space="preserve"> </w:t>
+            </w:r>
+            <w:proofErr w:type="spellStart"/>
+            <w:r>
+              <w:t>khó</w:t>
+            </w:r>
+            <w:proofErr w:type="spellEnd"/>
+            <w:r>
+              <w:t xml:space="preserve"> </w:t>
+            </w:r>
+            <w:proofErr w:type="spellStart"/>
+            <w:r>
+              <w:t>tính</w:t>
+            </w:r>
+            <w:proofErr w:type="spellEnd"/>
+            <w:r>
+              <w:t xml:space="preserve"> </w:t>
+            </w:r>
+            <w:proofErr w:type="spellStart"/>
+            <w:r>
+              <w:t>thích</w:t>
+            </w:r>
+            <w:proofErr w:type="spellEnd"/>
+            <w:r>
+              <w:t xml:space="preserve"> </w:t>
+            </w:r>
+            <w:proofErr w:type="spellStart"/>
+            <w:r>
+              <w:t>những</w:t>
+            </w:r>
+            <w:proofErr w:type="spellEnd"/>
+            <w:r>
+              <w:t xml:space="preserve"> </w:t>
+            </w:r>
+            <w:proofErr w:type="spellStart"/>
+            <w:r>
+              <w:t>tính</w:t>
+            </w:r>
+            <w:proofErr w:type="spellEnd"/>
+            <w:r>
+              <w:t xml:space="preserve"> </w:t>
+            </w:r>
+            <w:proofErr w:type="spellStart"/>
+            <w:r>
+              <w:t>năng</w:t>
+            </w:r>
+            <w:proofErr w:type="spellEnd"/>
+            <w:r>
+              <w:t xml:space="preserve"> </w:t>
+            </w:r>
+            <w:proofErr w:type="spellStart"/>
+            <w:r>
+              <w:t>và</w:t>
+            </w:r>
+            <w:proofErr w:type="spellEnd"/>
+            <w:r>
+              <w:t xml:space="preserve"> </w:t>
+            </w:r>
+            <w:proofErr w:type="spellStart"/>
+            <w:r>
+              <w:t>giao</w:t>
+            </w:r>
+            <w:proofErr w:type="spellEnd"/>
+            <w:r>
+              <w:t xml:space="preserve"> </w:t>
+            </w:r>
+            <w:proofErr w:type="spellStart"/>
+            <w:r>
+              <w:t>diện</w:t>
+            </w:r>
+            <w:proofErr w:type="spellEnd"/>
+            <w:r>
+              <w:t xml:space="preserve"> </w:t>
+            </w:r>
+            <w:proofErr w:type="spellStart"/>
+            <w:r>
+              <w:t>mới</w:t>
+            </w:r>
+            <w:proofErr w:type="spellEnd"/>
+            <w:r>
+              <w:t xml:space="preserve"> </w:t>
+            </w:r>
+            <w:proofErr w:type="spellStart"/>
+            <w:r>
+              <w:t>mẽ</w:t>
+            </w:r>
+            <w:proofErr w:type="spellEnd"/>
+            <w:r>
+              <w:t xml:space="preserve"> </w:t>
+            </w:r>
+            <w:proofErr w:type="spellStart"/>
+            <w:r>
+              <w:t>tốc</w:t>
+            </w:r>
+            <w:proofErr w:type="spellEnd"/>
+            <w:r>
+              <w:t xml:space="preserve"> </w:t>
+            </w:r>
+            <w:proofErr w:type="spellStart"/>
+            <w:r>
+              <w:t>độ</w:t>
+            </w:r>
+            <w:proofErr w:type="spellEnd"/>
+            <w:r>
+              <w:t xml:space="preserve"> </w:t>
+            </w:r>
+            <w:proofErr w:type="spellStart"/>
+            <w:r>
+              <w:t>xử</w:t>
+            </w:r>
+            <w:proofErr w:type="spellEnd"/>
+            <w:r>
+              <w:t xml:space="preserve"> </w:t>
+            </w:r>
+            <w:proofErr w:type="spellStart"/>
+            <w:r>
+              <w:t>lý</w:t>
+            </w:r>
+            <w:proofErr w:type="spellEnd"/>
+            <w:r>
+              <w:t xml:space="preserve"> </w:t>
+            </w:r>
+            <w:proofErr w:type="spellStart"/>
+            <w:r>
+              <w:t>nghiệp</w:t>
+            </w:r>
+            <w:proofErr w:type="spellEnd"/>
+            <w:r>
+              <w:t xml:space="preserve"> </w:t>
+            </w:r>
+            <w:proofErr w:type="spellStart"/>
+            <w:r>
+              <w:t>vụ</w:t>
+            </w:r>
+            <w:proofErr w:type="spellEnd"/>
+            <w:r>
+              <w:t xml:space="preserve"> </w:t>
+            </w:r>
+            <w:proofErr w:type="spellStart"/>
+            <w:r>
+              <w:t>phải</w:t>
+            </w:r>
+            <w:proofErr w:type="spellEnd"/>
+            <w:r>
+              <w:t xml:space="preserve"> </w:t>
+            </w:r>
+            <w:proofErr w:type="spellStart"/>
+            <w:r>
+              <w:t>nhanh</w:t>
+            </w:r>
+            <w:proofErr w:type="spellEnd"/>
+            <w:r>
+              <w:t xml:space="preserve"> </w:t>
+            </w:r>
+            <w:proofErr w:type="spellStart"/>
+            <w:r>
+              <w:t>nhẹn</w:t>
+            </w:r>
+            <w:proofErr w:type="spellEnd"/>
+            <w:r>
+              <w:t xml:space="preserve"> </w:t>
+            </w:r>
+            <w:proofErr w:type="spellStart"/>
+            <w:r>
+              <w:t>không</w:t>
+            </w:r>
+            <w:proofErr w:type="spellEnd"/>
+            <w:r>
+              <w:t xml:space="preserve"> </w:t>
+            </w:r>
+            <w:proofErr w:type="spellStart"/>
+            <w:r>
+              <w:t>được</w:t>
+            </w:r>
+            <w:proofErr w:type="spellEnd"/>
+            <w:r>
+              <w:t xml:space="preserve"> </w:t>
+            </w:r>
+            <w:proofErr w:type="spellStart"/>
+            <w:r>
+              <w:t>chậm</w:t>
+            </w:r>
+            <w:proofErr w:type="spellEnd"/>
+            <w:r>
+              <w:t xml:space="preserve"> </w:t>
+            </w:r>
+            <w:proofErr w:type="spellStart"/>
+            <w:r>
+              <w:t>trễ</w:t>
+            </w:r>
+            <w:proofErr w:type="spellEnd"/>
+            <w:r>
+              <w:t xml:space="preserve"> </w:t>
+            </w:r>
+            <w:proofErr w:type="spellStart"/>
+            <w:r>
+              <w:t>làm</w:t>
+            </w:r>
+            <w:proofErr w:type="spellEnd"/>
+            <w:r>
+              <w:t xml:space="preserve"> </w:t>
+            </w:r>
+            <w:proofErr w:type="spellStart"/>
+            <w:r>
+              <w:t>khách</w:t>
+            </w:r>
+            <w:proofErr w:type="spellEnd"/>
+            <w:r>
+              <w:t xml:space="preserve"> </w:t>
+            </w:r>
+            <w:proofErr w:type="spellStart"/>
+            <w:r>
+              <w:t>hàng</w:t>
+            </w:r>
+            <w:proofErr w:type="spellEnd"/>
+            <w:r>
+              <w:t xml:space="preserve"> </w:t>
+            </w:r>
+            <w:proofErr w:type="spellStart"/>
+            <w:r>
+              <w:t>khó</w:t>
+            </w:r>
+            <w:proofErr w:type="spellEnd"/>
+            <w:r>
+              <w:t xml:space="preserve"> </w:t>
+            </w:r>
+            <w:proofErr w:type="spellStart"/>
+            <w:r>
+              <w:t>chịu</w:t>
+            </w:r>
+            <w:proofErr w:type="spellEnd"/>
           </w:p>
           <w:p>
             <w:pPr>
@@ -131,9 +1267,259 @@
                 <w:numId w:val="2"/>
               </w:numPr>
             </w:pPr>
-            <w:r>
-              <w:t>Hệ thông phải đảm bảo được sự đồng bộ giữ dữ liệu được lưu trữ và dữ liệu nhận vào để kết quả tra cứu được cho ra mootj cách chính xác nhất</w:t>
-            </w:r>
+            <w:proofErr w:type="spellStart"/>
+            <w:r>
+              <w:t>Hệ</w:t>
+            </w:r>
+            <w:proofErr w:type="spellEnd"/>
+            <w:r>
+              <w:t xml:space="preserve"> </w:t>
+            </w:r>
+            <w:proofErr w:type="spellStart"/>
+            <w:r>
+              <w:t>thông</w:t>
+            </w:r>
+            <w:proofErr w:type="spellEnd"/>
+            <w:r>
+              <w:t xml:space="preserve"> </w:t>
+            </w:r>
+            <w:proofErr w:type="spellStart"/>
+            <w:r>
+              <w:t>phải</w:t>
+            </w:r>
+            <w:proofErr w:type="spellEnd"/>
+            <w:r>
+              <w:t xml:space="preserve"> </w:t>
+            </w:r>
+            <w:proofErr w:type="spellStart"/>
+            <w:r>
+              <w:t>đảm</w:t>
+            </w:r>
+            <w:proofErr w:type="spellEnd"/>
+            <w:r>
+              <w:t xml:space="preserve"> </w:t>
+            </w:r>
+            <w:proofErr w:type="spellStart"/>
+            <w:r>
+              <w:t>bảo</w:t>
+            </w:r>
+            <w:proofErr w:type="spellEnd"/>
+            <w:r>
+              <w:t xml:space="preserve"> </w:t>
+            </w:r>
+            <w:proofErr w:type="spellStart"/>
+            <w:r>
+              <w:t>được</w:t>
+            </w:r>
+            <w:proofErr w:type="spellEnd"/>
+            <w:r>
+              <w:t xml:space="preserve"> </w:t>
+            </w:r>
+            <w:proofErr w:type="spellStart"/>
+            <w:r>
+              <w:t>sự</w:t>
+            </w:r>
+            <w:proofErr w:type="spellEnd"/>
+            <w:r>
+              <w:t xml:space="preserve"> </w:t>
+            </w:r>
+            <w:proofErr w:type="spellStart"/>
+            <w:r>
+              <w:t>đồng</w:t>
+            </w:r>
+            <w:proofErr w:type="spellEnd"/>
+            <w:r>
+              <w:t xml:space="preserve"> </w:t>
+            </w:r>
+            <w:proofErr w:type="spellStart"/>
+            <w:r>
+              <w:t>bộ</w:t>
+            </w:r>
+            <w:proofErr w:type="spellEnd"/>
+            <w:r>
+              <w:t xml:space="preserve"> </w:t>
+            </w:r>
+            <w:proofErr w:type="spellStart"/>
+            <w:r>
+              <w:t>giữ</w:t>
+            </w:r>
+            <w:proofErr w:type="spellEnd"/>
+            <w:r>
+              <w:t xml:space="preserve"> </w:t>
+            </w:r>
+            <w:proofErr w:type="spellStart"/>
+            <w:r>
+              <w:t>dữ</w:t>
+            </w:r>
+            <w:proofErr w:type="spellEnd"/>
+            <w:r>
+              <w:t xml:space="preserve"> </w:t>
+            </w:r>
+            <w:proofErr w:type="spellStart"/>
+            <w:r>
+              <w:t>liệu</w:t>
+            </w:r>
+            <w:proofErr w:type="spellEnd"/>
+            <w:r>
+              <w:t xml:space="preserve"> </w:t>
+            </w:r>
+            <w:proofErr w:type="spellStart"/>
+            <w:r>
+              <w:t>được</w:t>
+            </w:r>
+            <w:proofErr w:type="spellEnd"/>
+            <w:r>
+              <w:t xml:space="preserve"> </w:t>
+            </w:r>
+            <w:proofErr w:type="spellStart"/>
+            <w:r>
+              <w:t>lưu</w:t>
+            </w:r>
+            <w:proofErr w:type="spellEnd"/>
+            <w:r>
+              <w:t xml:space="preserve"> </w:t>
+            </w:r>
+            <w:proofErr w:type="spellStart"/>
+            <w:r>
+              <w:t>trữ</w:t>
+            </w:r>
+            <w:proofErr w:type="spellEnd"/>
+            <w:r>
+              <w:t xml:space="preserve"> </w:t>
+            </w:r>
+            <w:proofErr w:type="spellStart"/>
+            <w:r>
+              <w:t>và</w:t>
+            </w:r>
+            <w:proofErr w:type="spellEnd"/>
+            <w:r>
+              <w:t xml:space="preserve"> </w:t>
+            </w:r>
+            <w:proofErr w:type="spellStart"/>
+            <w:r>
+              <w:t>dữ</w:t>
+            </w:r>
+            <w:proofErr w:type="spellEnd"/>
+            <w:r>
+              <w:t xml:space="preserve"> </w:t>
+            </w:r>
+            <w:proofErr w:type="spellStart"/>
+            <w:r>
+              <w:t>liệu</w:t>
+            </w:r>
+            <w:proofErr w:type="spellEnd"/>
+            <w:r>
+              <w:t xml:space="preserve"> </w:t>
+            </w:r>
+            <w:proofErr w:type="spellStart"/>
+            <w:r>
+              <w:t>nhận</w:t>
+            </w:r>
+            <w:proofErr w:type="spellEnd"/>
+            <w:r>
+              <w:t xml:space="preserve"> </w:t>
+            </w:r>
+            <w:proofErr w:type="spellStart"/>
+            <w:r>
+              <w:t>vào</w:t>
+            </w:r>
+            <w:proofErr w:type="spellEnd"/>
+            <w:r>
+              <w:t xml:space="preserve"> </w:t>
+            </w:r>
+            <w:proofErr w:type="spellStart"/>
+            <w:r>
+              <w:t>để</w:t>
+            </w:r>
+            <w:proofErr w:type="spellEnd"/>
+            <w:r>
+              <w:t xml:space="preserve"> </w:t>
+            </w:r>
+            <w:proofErr w:type="spellStart"/>
+            <w:r>
+              <w:t>kết</w:t>
+            </w:r>
+            <w:proofErr w:type="spellEnd"/>
+            <w:r>
+              <w:t xml:space="preserve"> </w:t>
+            </w:r>
+            <w:proofErr w:type="spellStart"/>
+            <w:r>
+              <w:t>quả</w:t>
+            </w:r>
+            <w:proofErr w:type="spellEnd"/>
+            <w:r>
+              <w:t xml:space="preserve"> </w:t>
+            </w:r>
+            <w:proofErr w:type="spellStart"/>
+            <w:r>
+              <w:t>tra</w:t>
+            </w:r>
+            <w:proofErr w:type="spellEnd"/>
+            <w:r>
+              <w:t xml:space="preserve"> </w:t>
+            </w:r>
+            <w:proofErr w:type="spellStart"/>
+            <w:r>
+              <w:t>cứu</w:t>
+            </w:r>
+            <w:proofErr w:type="spellEnd"/>
+            <w:r>
+              <w:t xml:space="preserve"> </w:t>
+            </w:r>
+            <w:proofErr w:type="spellStart"/>
+            <w:r>
+              <w:t>được</w:t>
+            </w:r>
+            <w:proofErr w:type="spellEnd"/>
+            <w:r>
+              <w:t xml:space="preserve"> </w:t>
+            </w:r>
+            <w:proofErr w:type="spellStart"/>
+            <w:r>
+              <w:t>cho</w:t>
+            </w:r>
+            <w:proofErr w:type="spellEnd"/>
+            <w:r>
+              <w:t xml:space="preserve"> ra </w:t>
+            </w:r>
+            <w:proofErr w:type="spellStart"/>
+            <w:r>
+              <w:t>mootj</w:t>
+            </w:r>
+            <w:proofErr w:type="spellEnd"/>
+            <w:r>
+              <w:t xml:space="preserve"> </w:t>
+            </w:r>
+            <w:proofErr w:type="spellStart"/>
+            <w:r>
+              <w:t>cách</w:t>
+            </w:r>
+            <w:proofErr w:type="spellEnd"/>
+            <w:r>
+              <w:t xml:space="preserve"> </w:t>
+            </w:r>
+            <w:proofErr w:type="spellStart"/>
+            <w:r>
+              <w:t>chính</w:t>
+            </w:r>
+            <w:proofErr w:type="spellEnd"/>
+            <w:r>
+              <w:t xml:space="preserve"> </w:t>
+            </w:r>
+            <w:proofErr w:type="spellStart"/>
+            <w:r>
+              <w:t>xác</w:t>
+            </w:r>
+            <w:proofErr w:type="spellEnd"/>
+            <w:r>
+              <w:t xml:space="preserve"> </w:t>
+            </w:r>
+            <w:proofErr w:type="spellStart"/>
+            <w:r>
+              <w:t>nhất</w:t>
+            </w:r>
+            <w:proofErr w:type="spellEnd"/>
           </w:p>
           <w:p>
             <w:pPr>
@@ -143,12 +1529,302 @@
                 <w:numId w:val="2"/>
               </w:numPr>
             </w:pPr>
-            <w:r>
-              <w:t xml:space="preserve">Hệ thống phải đam bảo được sự an toàn và bền bỉ không được để lộ thông tin khách hàng ra ngoài hay những thông tin quan trọng của công ty </w:t>
-            </w:r>
-            <w:r>
-              <w:t>, những mã khuyến mãi hay chương trình khuyến mãi chưa được mở</w:t>
-            </w:r>
+            <w:proofErr w:type="spellStart"/>
+            <w:r>
+              <w:t>Hệ</w:t>
+            </w:r>
+            <w:proofErr w:type="spellEnd"/>
+            <w:r>
+              <w:t xml:space="preserve"> </w:t>
+            </w:r>
+            <w:proofErr w:type="spellStart"/>
+            <w:r>
+              <w:t>thống</w:t>
+            </w:r>
+            <w:proofErr w:type="spellEnd"/>
+            <w:r>
+              <w:t xml:space="preserve"> </w:t>
+            </w:r>
+            <w:proofErr w:type="spellStart"/>
+            <w:r>
+              <w:t>phải</w:t>
+            </w:r>
+            <w:proofErr w:type="spellEnd"/>
+            <w:r>
+              <w:t xml:space="preserve"> </w:t>
+            </w:r>
+            <w:proofErr w:type="spellStart"/>
+            <w:r>
+              <w:t>đam</w:t>
+            </w:r>
+            <w:proofErr w:type="spellEnd"/>
+            <w:r>
+              <w:t xml:space="preserve"> </w:t>
+            </w:r>
+            <w:proofErr w:type="spellStart"/>
+            <w:r>
+              <w:t>bảo</w:t>
+            </w:r>
+            <w:proofErr w:type="spellEnd"/>
+            <w:r>
+              <w:t xml:space="preserve"> </w:t>
+            </w:r>
+            <w:proofErr w:type="spellStart"/>
+            <w:r>
+              <w:t>được</w:t>
+            </w:r>
+            <w:proofErr w:type="spellEnd"/>
+            <w:r>
+              <w:t xml:space="preserve"> </w:t>
+            </w:r>
+            <w:proofErr w:type="spellStart"/>
+            <w:r>
+              <w:t>sự</w:t>
+            </w:r>
+            <w:proofErr w:type="spellEnd"/>
+            <w:r>
+              <w:t xml:space="preserve"> an </w:t>
+            </w:r>
+            <w:proofErr w:type="spellStart"/>
+            <w:r>
+              <w:t>toàn</w:t>
+            </w:r>
+            <w:proofErr w:type="spellEnd"/>
+            <w:r>
+              <w:t xml:space="preserve"> </w:t>
+            </w:r>
+            <w:proofErr w:type="spellStart"/>
+            <w:r>
+              <w:t>và</w:t>
+            </w:r>
+            <w:proofErr w:type="spellEnd"/>
+            <w:r>
+              <w:t xml:space="preserve"> </w:t>
+            </w:r>
+            <w:proofErr w:type="spellStart"/>
+            <w:r>
+              <w:t>bền</w:t>
+            </w:r>
+            <w:proofErr w:type="spellEnd"/>
+            <w:r>
+              <w:t xml:space="preserve"> </w:t>
+            </w:r>
+            <w:proofErr w:type="spellStart"/>
+            <w:r>
+              <w:t>bỉ</w:t>
+            </w:r>
+            <w:proofErr w:type="spellEnd"/>
+            <w:r>
+              <w:t xml:space="preserve"> </w:t>
+            </w:r>
+            <w:proofErr w:type="spellStart"/>
+            <w:r>
+              <w:t>không</w:t>
+            </w:r>
+            <w:proofErr w:type="spellEnd"/>
+            <w:r>
+              <w:t xml:space="preserve"> </w:t>
+            </w:r>
+            <w:proofErr w:type="spellStart"/>
+            <w:r>
+              <w:t>được</w:t>
+            </w:r>
+            <w:proofErr w:type="spellEnd"/>
+            <w:r>
+              <w:t xml:space="preserve"> </w:t>
+            </w:r>
+            <w:proofErr w:type="spellStart"/>
+            <w:r>
+              <w:t>để</w:t>
+            </w:r>
+            <w:proofErr w:type="spellEnd"/>
+            <w:r>
+              <w:t xml:space="preserve"> </w:t>
+            </w:r>
+            <w:proofErr w:type="spellStart"/>
+            <w:r>
+              <w:t>lộ</w:t>
+            </w:r>
+            <w:proofErr w:type="spellEnd"/>
+            <w:r>
+              <w:t xml:space="preserve"> </w:t>
+            </w:r>
+            <w:proofErr w:type="spellStart"/>
+            <w:r>
+              <w:t>thông</w:t>
+            </w:r>
+            <w:proofErr w:type="spellEnd"/>
+            <w:r>
+              <w:t xml:space="preserve"> tin </w:t>
+            </w:r>
+            <w:proofErr w:type="spellStart"/>
+            <w:r>
+              <w:t>khách</w:t>
+            </w:r>
+            <w:proofErr w:type="spellEnd"/>
+            <w:r>
+              <w:t xml:space="preserve"> </w:t>
+            </w:r>
+            <w:proofErr w:type="spellStart"/>
+            <w:r>
+              <w:t>hàng</w:t>
+            </w:r>
+            <w:proofErr w:type="spellEnd"/>
+            <w:r>
+              <w:t xml:space="preserve"> ra </w:t>
+            </w:r>
+            <w:proofErr w:type="spellStart"/>
+            <w:r>
+              <w:t>ngoài</w:t>
+            </w:r>
+            <w:proofErr w:type="spellEnd"/>
+            <w:r>
+              <w:t xml:space="preserve"> hay </w:t>
+            </w:r>
+            <w:proofErr w:type="spellStart"/>
+            <w:r>
+              <w:t>những</w:t>
+            </w:r>
+            <w:proofErr w:type="spellEnd"/>
+            <w:r>
+              <w:t xml:space="preserve"> </w:t>
+            </w:r>
+            <w:proofErr w:type="spellStart"/>
+            <w:r>
+              <w:t>thông</w:t>
+            </w:r>
+            <w:proofErr w:type="spellEnd"/>
+            <w:r>
+              <w:t xml:space="preserve"> tin </w:t>
+            </w:r>
+            <w:proofErr w:type="spellStart"/>
+            <w:r>
+              <w:t>quan</w:t>
+            </w:r>
+            <w:proofErr w:type="spellEnd"/>
+            <w:r>
+              <w:t xml:space="preserve"> </w:t>
+            </w:r>
+            <w:proofErr w:type="spellStart"/>
+            <w:r>
+              <w:t>trọng</w:t>
+            </w:r>
+            <w:proofErr w:type="spellEnd"/>
+            <w:r>
+              <w:t xml:space="preserve"> </w:t>
+            </w:r>
+            <w:proofErr w:type="spellStart"/>
+            <w:r>
+              <w:t>của</w:t>
+            </w:r>
+            <w:proofErr w:type="spellEnd"/>
+            <w:r>
+              <w:t xml:space="preserve"> </w:t>
+            </w:r>
+            <w:proofErr w:type="spellStart"/>
+            <w:r>
+              <w:t>công</w:t>
+            </w:r>
+            <w:proofErr w:type="spellEnd"/>
+            <w:r>
+              <w:t xml:space="preserve"> </w:t>
+            </w:r>
+            <w:proofErr w:type="gramStart"/>
+            <w:r>
+              <w:t xml:space="preserve">ty </w:t>
+            </w:r>
+            <w:r>
+              <w:t>,</w:t>
+            </w:r>
+            <w:proofErr w:type="gramEnd"/>
+            <w:r>
+              <w:t xml:space="preserve"> </w:t>
+            </w:r>
+            <w:proofErr w:type="spellStart"/>
+            <w:r>
+              <w:t>những</w:t>
+            </w:r>
+            <w:proofErr w:type="spellEnd"/>
+            <w:r>
+              <w:t xml:space="preserve"> </w:t>
+            </w:r>
+            <w:proofErr w:type="spellStart"/>
+            <w:r>
+              <w:t>mã</w:t>
+            </w:r>
+            <w:proofErr w:type="spellEnd"/>
+            <w:r>
+              <w:t xml:space="preserve"> </w:t>
+            </w:r>
+            <w:proofErr w:type="spellStart"/>
+            <w:r>
+              <w:t>khuyến</w:t>
+            </w:r>
+            <w:proofErr w:type="spellEnd"/>
+            <w:r>
+              <w:t xml:space="preserve"> </w:t>
+            </w:r>
+            <w:proofErr w:type="spellStart"/>
+            <w:r>
+              <w:t>mãi</w:t>
+            </w:r>
+            <w:proofErr w:type="spellEnd"/>
+            <w:r>
+              <w:t xml:space="preserve"> hay </w:t>
+            </w:r>
+            <w:proofErr w:type="spellStart"/>
+            <w:r>
+              <w:t>chương</w:t>
+            </w:r>
+            <w:proofErr w:type="spellEnd"/>
+            <w:r>
+              <w:t xml:space="preserve"> </w:t>
+            </w:r>
+            <w:proofErr w:type="spellStart"/>
+            <w:r>
+              <w:t>trình</w:t>
+            </w:r>
+            <w:proofErr w:type="spellEnd"/>
+            <w:r>
+              <w:t xml:space="preserve"> </w:t>
+            </w:r>
+            <w:proofErr w:type="spellStart"/>
+            <w:r>
+              <w:t>khuyến</w:t>
+            </w:r>
+            <w:proofErr w:type="spellEnd"/>
+            <w:r>
+              <w:t xml:space="preserve"> </w:t>
+            </w:r>
+            <w:proofErr w:type="spellStart"/>
+            <w:r>
+              <w:t>mãi</w:t>
+            </w:r>
+            <w:proofErr w:type="spellEnd"/>
+            <w:r>
+              <w:t xml:space="preserve"> </w:t>
+            </w:r>
+            <w:proofErr w:type="spellStart"/>
+            <w:r>
+              <w:t>chưa</w:t>
+            </w:r>
+            <w:proofErr w:type="spellEnd"/>
+            <w:r>
+              <w:t xml:space="preserve"> </w:t>
+            </w:r>
+            <w:proofErr w:type="spellStart"/>
+            <w:r>
+              <w:t>được</w:t>
+            </w:r>
+            <w:proofErr w:type="spellEnd"/>
+            <w:r>
+              <w:t xml:space="preserve"> </w:t>
+            </w:r>
+            <w:proofErr w:type="spellStart"/>
+            <w:r>
+              <w:t>mở</w:t>
+            </w:r>
+            <w:proofErr w:type="spellEnd"/>
           </w:p>
         </w:tc>
       </w:tr>
@@ -165,8 +1841,13 @@
               <w:t>R 3</w:t>
             </w:r>
             <w:r>
-              <w:t xml:space="preserve"> -&gt; Bước</w:t>
-            </w:r>
+              <w:t xml:space="preserve"> -&gt; </w:t>
+            </w:r>
+            <w:proofErr w:type="spellStart"/>
+            <w:r>
+              <w:t>Bước</w:t>
+            </w:r>
+            <w:proofErr w:type="spellEnd"/>
             <w:r>
               <w:t xml:space="preserve"> 3</w:t>
             </w:r>
@@ -181,8 +1862,157 @@
               <w:jc w:val="center"/>
             </w:pPr>
             <w:r>
-              <w:t>ở bước này thì khách hàng nhập số người ở phải = số người tối đa mà phòng đó phục vụ được</w:t>
-            </w:r>
+              <w:t xml:space="preserve">ở </w:t>
+            </w:r>
+            <w:proofErr w:type="spellStart"/>
+            <w:r>
+              <w:t>bước</w:t>
+            </w:r>
+            <w:proofErr w:type="spellEnd"/>
+            <w:r>
+              <w:t xml:space="preserve"> </w:t>
+            </w:r>
+            <w:proofErr w:type="spellStart"/>
+            <w:r>
+              <w:t>này</w:t>
+            </w:r>
+            <w:proofErr w:type="spellEnd"/>
+            <w:r>
+              <w:t xml:space="preserve"> </w:t>
+            </w:r>
+            <w:proofErr w:type="spellStart"/>
+            <w:r>
+              <w:t>thì</w:t>
+            </w:r>
+            <w:proofErr w:type="spellEnd"/>
+            <w:r>
+              <w:t xml:space="preserve"> </w:t>
+            </w:r>
+            <w:proofErr w:type="spellStart"/>
+            <w:r>
+              <w:t>khách</w:t>
+            </w:r>
+            <w:proofErr w:type="spellEnd"/>
+            <w:r>
+              <w:t xml:space="preserve"> </w:t>
+            </w:r>
+            <w:proofErr w:type="spellStart"/>
+            <w:r>
+              <w:t>hàng</w:t>
+            </w:r>
+            <w:proofErr w:type="spellEnd"/>
+            <w:r>
+              <w:t xml:space="preserve"> </w:t>
+            </w:r>
+            <w:proofErr w:type="spellStart"/>
+            <w:r>
+              <w:t>nhập</w:t>
+            </w:r>
+            <w:proofErr w:type="spellEnd"/>
+            <w:r>
+              <w:t xml:space="preserve"> </w:t>
+            </w:r>
+            <w:proofErr w:type="spellStart"/>
+            <w:r>
+              <w:t>số</w:t>
+            </w:r>
+            <w:proofErr w:type="spellEnd"/>
+            <w:r>
+              <w:t xml:space="preserve"> </w:t>
+            </w:r>
+            <w:proofErr w:type="spellStart"/>
+            <w:r>
+              <w:t>người</w:t>
+            </w:r>
+            <w:proofErr w:type="spellEnd"/>
+            <w:r>
+              <w:t xml:space="preserve"> ở </w:t>
+            </w:r>
+            <w:proofErr w:type="spellStart"/>
+            <w:r>
+              <w:t>phải</w:t>
+            </w:r>
+            <w:proofErr w:type="spellEnd"/>
+            <w:r>
+              <w:t xml:space="preserve"> = </w:t>
+            </w:r>
+            <w:proofErr w:type="spellStart"/>
+            <w:r>
+              <w:t>số</w:t>
+            </w:r>
+            <w:proofErr w:type="spellEnd"/>
+            <w:r>
+              <w:t xml:space="preserve"> </w:t>
+            </w:r>
+            <w:proofErr w:type="spellStart"/>
+            <w:r>
+              <w:t>người</w:t>
+            </w:r>
+            <w:proofErr w:type="spellEnd"/>
+            <w:r>
+              <w:t xml:space="preserve"> </w:t>
+            </w:r>
+            <w:proofErr w:type="spellStart"/>
+            <w:r>
+              <w:t>tối</w:t>
+            </w:r>
+            <w:proofErr w:type="spellEnd"/>
+            <w:r>
+              <w:t xml:space="preserve"> </w:t>
+            </w:r>
+            <w:proofErr w:type="spellStart"/>
+            <w:r>
+              <w:t>đa</w:t>
+            </w:r>
+            <w:proofErr w:type="spellEnd"/>
+            <w:r>
+              <w:t xml:space="preserve"> </w:t>
+            </w:r>
+            <w:proofErr w:type="spellStart"/>
+            <w:r>
+              <w:t>mà</w:t>
+            </w:r>
+            <w:proofErr w:type="spellEnd"/>
+            <w:r>
+              <w:t xml:space="preserve"> </w:t>
+            </w:r>
+            <w:proofErr w:type="spellStart"/>
+            <w:r>
+              <w:t>phòng</w:t>
+            </w:r>
+            <w:proofErr w:type="spellEnd"/>
+            <w:r>
+              <w:t xml:space="preserve"> </w:t>
+            </w:r>
+            <w:proofErr w:type="spellStart"/>
+            <w:r>
+              <w:t>đó</w:t>
+            </w:r>
+            <w:proofErr w:type="spellEnd"/>
+            <w:r>
+              <w:t xml:space="preserve"> </w:t>
+            </w:r>
+            <w:proofErr w:type="spellStart"/>
+            <w:r>
+              <w:t>phục</w:t>
+            </w:r>
+            <w:proofErr w:type="spellEnd"/>
+            <w:r>
+              <w:t xml:space="preserve"> </w:t>
+            </w:r>
+            <w:proofErr w:type="spellStart"/>
+            <w:r>
+              <w:t>vụ</w:t>
+            </w:r>
+            <w:proofErr w:type="spellEnd"/>
+            <w:r>
+              <w:t xml:space="preserve"> </w:t>
+            </w:r>
+            <w:proofErr w:type="spellStart"/>
+            <w:r>
+              <w:t>được</w:t>
+            </w:r>
+            <w:proofErr w:type="spellEnd"/>
           </w:p>
         </w:tc>
       </w:tr>
@@ -199,8 +2029,13 @@
               <w:t xml:space="preserve"> 4-</w:t>
             </w:r>
             <w:r>
-              <w:t>&gt; Bước</w:t>
-            </w:r>
+              <w:t xml:space="preserve">&gt; </w:t>
+            </w:r>
+            <w:proofErr w:type="spellStart"/>
+            <w:r>
+              <w:t>Bước</w:t>
+            </w:r>
+            <w:proofErr w:type="spellEnd"/>
             <w:r>
               <w:t xml:space="preserve"> 4</w:t>
             </w:r>
@@ -214,9 +2049,256 @@
             <w:tcW w:w="4675" w:type="dxa"/>
           </w:tcPr>
           <w:p>
-            <w:r>
-              <w:t>Chọn dịch vụ đi kèm không bắt buộc ở bước này thì khách hàng có thể chọn thêm một vài dịch vụ đi kkhemf tỏng khi thuê phòng là đồ ăn , spa, massage, vv</w:t>
-            </w:r>
+            <w:proofErr w:type="spellStart"/>
+            <w:r>
+              <w:t>Chọn</w:t>
+            </w:r>
+            <w:proofErr w:type="spellEnd"/>
+            <w:r>
+              <w:t xml:space="preserve"> </w:t>
+            </w:r>
+            <w:proofErr w:type="spellStart"/>
+            <w:r>
+              <w:t>dịch</w:t>
+            </w:r>
+            <w:proofErr w:type="spellEnd"/>
+            <w:r>
+              <w:t xml:space="preserve"> </w:t>
+            </w:r>
+            <w:proofErr w:type="spellStart"/>
+            <w:r>
+              <w:t>vụ</w:t>
+            </w:r>
+            <w:proofErr w:type="spellEnd"/>
+            <w:r>
+              <w:t xml:space="preserve"> </w:t>
+            </w:r>
+            <w:proofErr w:type="spellStart"/>
+            <w:r>
+              <w:t>đi</w:t>
+            </w:r>
+            <w:proofErr w:type="spellEnd"/>
+            <w:r>
+              <w:t xml:space="preserve"> </w:t>
+            </w:r>
+            <w:proofErr w:type="spellStart"/>
+            <w:r>
+              <w:t>kèm</w:t>
+            </w:r>
+            <w:proofErr w:type="spellEnd"/>
+            <w:r>
+              <w:t xml:space="preserve"> </w:t>
+            </w:r>
+            <w:proofErr w:type="spellStart"/>
+            <w:r>
+              <w:t>không</w:t>
+            </w:r>
+            <w:proofErr w:type="spellEnd"/>
+            <w:r>
+              <w:t xml:space="preserve"> </w:t>
+            </w:r>
+            <w:proofErr w:type="spellStart"/>
+            <w:r>
+              <w:t>bắt</w:t>
+            </w:r>
+            <w:proofErr w:type="spellEnd"/>
+            <w:r>
+              <w:t xml:space="preserve"> </w:t>
+            </w:r>
+            <w:proofErr w:type="spellStart"/>
+            <w:r>
+              <w:t>buộc</w:t>
+            </w:r>
+            <w:proofErr w:type="spellEnd"/>
+            <w:r>
+              <w:t xml:space="preserve"> ở </w:t>
+            </w:r>
+            <w:proofErr w:type="spellStart"/>
+            <w:r>
+              <w:t>bước</w:t>
+            </w:r>
+            <w:proofErr w:type="spellEnd"/>
+            <w:r>
+              <w:t xml:space="preserve"> </w:t>
+            </w:r>
+            <w:proofErr w:type="spellStart"/>
+            <w:r>
+              <w:t>này</w:t>
+            </w:r>
+            <w:proofErr w:type="spellEnd"/>
+            <w:r>
+              <w:t xml:space="preserve"> </w:t>
+            </w:r>
+            <w:proofErr w:type="spellStart"/>
+            <w:r>
+              <w:t>thì</w:t>
+            </w:r>
+            <w:proofErr w:type="spellEnd"/>
+            <w:r>
+              <w:t xml:space="preserve"> </w:t>
+            </w:r>
+            <w:proofErr w:type="spellStart"/>
+            <w:r>
+              <w:t>khách</w:t>
+            </w:r>
+            <w:proofErr w:type="spellEnd"/>
+            <w:r>
+              <w:t xml:space="preserve"> </w:t>
+            </w:r>
+            <w:proofErr w:type="spellStart"/>
+            <w:r>
+              <w:t>hàng</w:t>
+            </w:r>
+            <w:proofErr w:type="spellEnd"/>
+            <w:r>
+              <w:t xml:space="preserve"> </w:t>
+            </w:r>
+            <w:proofErr w:type="spellStart"/>
+            <w:r>
+              <w:t>có</w:t>
+            </w:r>
+            <w:proofErr w:type="spellEnd"/>
+            <w:r>
+              <w:t xml:space="preserve"> </w:t>
+            </w:r>
+            <w:proofErr w:type="spellStart"/>
+            <w:r>
+              <w:t>thể</w:t>
+            </w:r>
+            <w:proofErr w:type="spellEnd"/>
+            <w:r>
+              <w:t xml:space="preserve"> </w:t>
+            </w:r>
+            <w:proofErr w:type="spellStart"/>
+            <w:r>
+              <w:t>chọn</w:t>
+            </w:r>
+            <w:proofErr w:type="spellEnd"/>
+            <w:r>
+              <w:t xml:space="preserve"> </w:t>
+            </w:r>
+            <w:proofErr w:type="spellStart"/>
+            <w:r>
+              <w:t>thêm</w:t>
+            </w:r>
+            <w:proofErr w:type="spellEnd"/>
+            <w:r>
+              <w:t xml:space="preserve"> </w:t>
+            </w:r>
+            <w:proofErr w:type="spellStart"/>
+            <w:r>
+              <w:t>một</w:t>
+            </w:r>
+            <w:proofErr w:type="spellEnd"/>
+            <w:r>
+              <w:t xml:space="preserve"> </w:t>
+            </w:r>
+            <w:proofErr w:type="spellStart"/>
+            <w:r>
+              <w:t>vài</w:t>
+            </w:r>
+            <w:proofErr w:type="spellEnd"/>
+            <w:r>
+              <w:t xml:space="preserve"> </w:t>
+            </w:r>
+            <w:proofErr w:type="spellStart"/>
+            <w:r>
+              <w:t>dịch</w:t>
+            </w:r>
+            <w:proofErr w:type="spellEnd"/>
+            <w:r>
+              <w:t xml:space="preserve"> </w:t>
+            </w:r>
+            <w:proofErr w:type="spellStart"/>
+            <w:r>
+              <w:t>vụ</w:t>
+            </w:r>
+            <w:proofErr w:type="spellEnd"/>
+            <w:r>
+              <w:t xml:space="preserve"> </w:t>
+            </w:r>
+            <w:proofErr w:type="spellStart"/>
+            <w:r>
+              <w:t>đi</w:t>
+            </w:r>
+            <w:proofErr w:type="spellEnd"/>
+            <w:r>
+              <w:t xml:space="preserve"> </w:t>
+            </w:r>
+            <w:proofErr w:type="spellStart"/>
+            <w:r>
+              <w:t>kkhemf</w:t>
+            </w:r>
+            <w:proofErr w:type="spellEnd"/>
+            <w:r>
+              <w:t xml:space="preserve"> </w:t>
+            </w:r>
+            <w:proofErr w:type="spellStart"/>
+            <w:r>
+              <w:t>tỏng</w:t>
+            </w:r>
+            <w:proofErr w:type="spellEnd"/>
+            <w:r>
+              <w:t xml:space="preserve"> </w:t>
+            </w:r>
+            <w:proofErr w:type="spellStart"/>
+            <w:r>
+              <w:t>khi</w:t>
+            </w:r>
+            <w:proofErr w:type="spellEnd"/>
+            <w:r>
+              <w:t xml:space="preserve"> </w:t>
+            </w:r>
+            <w:proofErr w:type="spellStart"/>
+            <w:r>
+              <w:t>thuê</w:t>
+            </w:r>
+            <w:proofErr w:type="spellEnd"/>
+            <w:r>
+              <w:t xml:space="preserve"> </w:t>
+            </w:r>
+            <w:proofErr w:type="spellStart"/>
+            <w:r>
+              <w:t>phòng</w:t>
+            </w:r>
+            <w:proofErr w:type="spellEnd"/>
+            <w:r>
+              <w:t xml:space="preserve"> </w:t>
+            </w:r>
+            <w:proofErr w:type="spellStart"/>
+            <w:r>
+              <w:t>là</w:t>
+            </w:r>
+            <w:proofErr w:type="spellEnd"/>
+            <w:r>
+              <w:t xml:space="preserve"> </w:t>
+            </w:r>
+            <w:proofErr w:type="spellStart"/>
+            <w:r>
+              <w:t>đồ</w:t>
+            </w:r>
+            <w:proofErr w:type="spellEnd"/>
+            <w:r>
+              <w:t xml:space="preserve"> </w:t>
+            </w:r>
+            <w:proofErr w:type="spellStart"/>
+            <w:proofErr w:type="gramStart"/>
+            <w:r>
+              <w:t>ăn</w:t>
+            </w:r>
+            <w:proofErr w:type="spellEnd"/>
+            <w:r>
+              <w:t xml:space="preserve"> ,</w:t>
+            </w:r>
+            <w:proofErr w:type="gramEnd"/>
+            <w:r>
+              <w:t xml:space="preserve"> spa, massage, </w:t>
+            </w:r>
+            <w:proofErr w:type="spellStart"/>
+            <w:r>
+              <w:t>vv</w:t>
+            </w:r>
+            <w:proofErr w:type="spellEnd"/>
           </w:p>
         </w:tc>
       </w:tr>
@@ -226,8 +2308,50 @@
             <w:tcW w:w="4675" w:type="dxa"/>
           </w:tcPr>
           <w:p>
-            <w:r>
-              <w:t xml:space="preserve">Điểm chưa rõ , câu hỏi </w:t>
+            <w:proofErr w:type="spellStart"/>
+            <w:r>
+              <w:t>Điểm</w:t>
+            </w:r>
+            <w:proofErr w:type="spellEnd"/>
+            <w:r>
+              <w:t xml:space="preserve"> </w:t>
+            </w:r>
+            <w:proofErr w:type="spellStart"/>
+            <w:r>
+              <w:t>chưa</w:t>
+            </w:r>
+            <w:proofErr w:type="spellEnd"/>
+            <w:r>
+              <w:t xml:space="preserve"> </w:t>
+            </w:r>
+            <w:proofErr w:type="spellStart"/>
+            <w:proofErr w:type="gramStart"/>
+            <w:r>
+              <w:t>rõ</w:t>
+            </w:r>
+            <w:proofErr w:type="spellEnd"/>
+            <w:r>
+              <w:t xml:space="preserve"> ,</w:t>
+            </w:r>
+            <w:proofErr w:type="gramEnd"/>
+            <w:r>
+              <w:t xml:space="preserve"> </w:t>
+            </w:r>
+            <w:proofErr w:type="spellStart"/>
+            <w:r>
+              <w:t>câu</w:t>
+            </w:r>
+            <w:proofErr w:type="spellEnd"/>
+            <w:r>
+              <w:t xml:space="preserve"> </w:t>
+            </w:r>
+            <w:proofErr w:type="spellStart"/>
+            <w:r>
+              <w:t>hỏi</w:t>
+            </w:r>
+            <w:proofErr w:type="spellEnd"/>
+            <w:r>
+              <w:t xml:space="preserve"> </w:t>
             </w:r>
           </w:p>
         </w:tc>
@@ -243,8 +2367,253 @@
                 <w:numId w:val="2"/>
               </w:numPr>
             </w:pPr>
-            <w:r>
-              <w:t xml:space="preserve">Điểm chưa rõ ở phần BR2 trong tài liều ghi là mỗi khách sạn có nhiều loại phòng và mỗi loại phòng thì thuộc một khách sạn thì tôi thấy khá khó hiểu </w:t>
+            <w:proofErr w:type="spellStart"/>
+            <w:r>
+              <w:t>Điểm</w:t>
+            </w:r>
+            <w:proofErr w:type="spellEnd"/>
+            <w:r>
+              <w:t xml:space="preserve"> </w:t>
+            </w:r>
+            <w:proofErr w:type="spellStart"/>
+            <w:r>
+              <w:t>chưa</w:t>
+            </w:r>
+            <w:proofErr w:type="spellEnd"/>
+            <w:r>
+              <w:t xml:space="preserve"> </w:t>
+            </w:r>
+            <w:proofErr w:type="spellStart"/>
+            <w:r>
+              <w:t>rõ</w:t>
+            </w:r>
+            <w:proofErr w:type="spellEnd"/>
+            <w:r>
+              <w:t xml:space="preserve"> ở </w:t>
+            </w:r>
+            <w:proofErr w:type="spellStart"/>
+            <w:r>
+              <w:t>phần</w:t>
+            </w:r>
+            <w:proofErr w:type="spellEnd"/>
+            <w:r>
+              <w:t xml:space="preserve"> BR2 </w:t>
+            </w:r>
+            <w:proofErr w:type="spellStart"/>
+            <w:r>
+              <w:t>trong</w:t>
+            </w:r>
+            <w:proofErr w:type="spellEnd"/>
+            <w:r>
+              <w:t xml:space="preserve"> </w:t>
+            </w:r>
+            <w:proofErr w:type="spellStart"/>
+            <w:r>
+              <w:t>tài</w:t>
+            </w:r>
+            <w:proofErr w:type="spellEnd"/>
+            <w:r>
+              <w:t xml:space="preserve"> </w:t>
+            </w:r>
+            <w:proofErr w:type="spellStart"/>
+            <w:r>
+              <w:t>liều</w:t>
+            </w:r>
+            <w:proofErr w:type="spellEnd"/>
+            <w:r>
+              <w:t xml:space="preserve"> </w:t>
+            </w:r>
+            <w:proofErr w:type="spellStart"/>
+            <w:r>
+              <w:t>ghi</w:t>
+            </w:r>
+            <w:proofErr w:type="spellEnd"/>
+            <w:r>
+              <w:t xml:space="preserve"> </w:t>
+            </w:r>
+            <w:proofErr w:type="spellStart"/>
+            <w:r>
+              <w:t>là</w:t>
+            </w:r>
+            <w:proofErr w:type="spellEnd"/>
+            <w:r>
+              <w:t xml:space="preserve"> </w:t>
+            </w:r>
+            <w:proofErr w:type="spellStart"/>
+            <w:r>
+              <w:t>mỗi</w:t>
+            </w:r>
+            <w:proofErr w:type="spellEnd"/>
+            <w:r>
+              <w:t xml:space="preserve"> </w:t>
+            </w:r>
+            <w:proofErr w:type="spellStart"/>
+            <w:r>
+              <w:t>khách</w:t>
+            </w:r>
+            <w:proofErr w:type="spellEnd"/>
+            <w:r>
+              <w:t xml:space="preserve"> </w:t>
+            </w:r>
+            <w:proofErr w:type="spellStart"/>
+            <w:r>
+              <w:t>sạn</w:t>
+            </w:r>
+            <w:proofErr w:type="spellEnd"/>
+            <w:r>
+              <w:t xml:space="preserve"> </w:t>
+            </w:r>
+            <w:proofErr w:type="spellStart"/>
+            <w:r>
+              <w:t>có</w:t>
+            </w:r>
+            <w:proofErr w:type="spellEnd"/>
+            <w:r>
+              <w:t xml:space="preserve"> </w:t>
+            </w:r>
+            <w:proofErr w:type="spellStart"/>
+            <w:r>
+              <w:t>nhiều</w:t>
+            </w:r>
+            <w:proofErr w:type="spellEnd"/>
+            <w:r>
+              <w:t xml:space="preserve"> </w:t>
+            </w:r>
+            <w:proofErr w:type="spellStart"/>
+            <w:r>
+              <w:t>loại</w:t>
+            </w:r>
+            <w:proofErr w:type="spellEnd"/>
+            <w:r>
+              <w:t xml:space="preserve"> </w:t>
+            </w:r>
+            <w:proofErr w:type="spellStart"/>
+            <w:r>
+              <w:t>phòng</w:t>
+            </w:r>
+            <w:proofErr w:type="spellEnd"/>
+            <w:r>
+              <w:t xml:space="preserve"> </w:t>
+            </w:r>
+            <w:proofErr w:type="spellStart"/>
+            <w:r>
+              <w:t>và</w:t>
+            </w:r>
+            <w:proofErr w:type="spellEnd"/>
+            <w:r>
+              <w:t xml:space="preserve"> </w:t>
+            </w:r>
+            <w:proofErr w:type="spellStart"/>
+            <w:r>
+              <w:t>mỗi</w:t>
+            </w:r>
+            <w:proofErr w:type="spellEnd"/>
+            <w:r>
+              <w:t xml:space="preserve"> </w:t>
+            </w:r>
+            <w:proofErr w:type="spellStart"/>
+            <w:r>
+              <w:t>loại</w:t>
+            </w:r>
+            <w:proofErr w:type="spellEnd"/>
+            <w:r>
+              <w:t xml:space="preserve"> </w:t>
+            </w:r>
+            <w:proofErr w:type="spellStart"/>
+            <w:r>
+              <w:t>phòng</w:t>
+            </w:r>
+            <w:proofErr w:type="spellEnd"/>
+            <w:r>
+              <w:t xml:space="preserve"> </w:t>
+            </w:r>
+            <w:proofErr w:type="spellStart"/>
+            <w:r>
+              <w:t>thì</w:t>
+            </w:r>
+            <w:proofErr w:type="spellEnd"/>
+            <w:r>
+              <w:t xml:space="preserve"> </w:t>
+            </w:r>
+            <w:proofErr w:type="spellStart"/>
+            <w:r>
+              <w:t>thuộc</w:t>
+            </w:r>
+            <w:proofErr w:type="spellEnd"/>
+            <w:r>
+              <w:t xml:space="preserve"> </w:t>
+            </w:r>
+            <w:proofErr w:type="spellStart"/>
+            <w:r>
+              <w:t>một</w:t>
+            </w:r>
+            <w:proofErr w:type="spellEnd"/>
+            <w:r>
+              <w:t xml:space="preserve"> </w:t>
+            </w:r>
+            <w:proofErr w:type="spellStart"/>
+            <w:r>
+              <w:t>khách</w:t>
+            </w:r>
+            <w:proofErr w:type="spellEnd"/>
+            <w:r>
+              <w:t xml:space="preserve"> </w:t>
+            </w:r>
+            <w:proofErr w:type="spellStart"/>
+            <w:r>
+              <w:t>sạn</w:t>
+            </w:r>
+            <w:proofErr w:type="spellEnd"/>
+            <w:r>
+              <w:t xml:space="preserve"> </w:t>
+            </w:r>
+            <w:proofErr w:type="spellStart"/>
+            <w:r>
+              <w:t>thì</w:t>
+            </w:r>
+            <w:proofErr w:type="spellEnd"/>
+            <w:r>
+              <w:t xml:space="preserve"> </w:t>
+            </w:r>
+            <w:proofErr w:type="spellStart"/>
+            <w:r>
+              <w:t>tôi</w:t>
+            </w:r>
+            <w:proofErr w:type="spellEnd"/>
+            <w:r>
+              <w:t xml:space="preserve"> </w:t>
+            </w:r>
+            <w:proofErr w:type="spellStart"/>
+            <w:r>
+              <w:t>thấy</w:t>
+            </w:r>
+            <w:proofErr w:type="spellEnd"/>
+            <w:r>
+              <w:t xml:space="preserve"> </w:t>
+            </w:r>
+            <w:proofErr w:type="spellStart"/>
+            <w:r>
+              <w:t>khá</w:t>
+            </w:r>
+            <w:proofErr w:type="spellEnd"/>
+            <w:r>
+              <w:t xml:space="preserve"> </w:t>
+            </w:r>
+            <w:proofErr w:type="spellStart"/>
+            <w:r>
+              <w:t>khó</w:t>
+            </w:r>
+            <w:proofErr w:type="spellEnd"/>
+            <w:r>
+              <w:t xml:space="preserve"> </w:t>
+            </w:r>
+            <w:proofErr w:type="spellStart"/>
+            <w:r>
+              <w:t>hiểu</w:t>
+            </w:r>
+            <w:proofErr w:type="spellEnd"/>
+            <w:r>
+              <w:t xml:space="preserve"> </w:t>
             </w:r>
           </w:p>
           <w:p>
@@ -255,11 +2624,240 @@
                 <w:numId w:val="2"/>
               </w:numPr>
             </w:pPr>
-            <w:r>
-              <w:t>Câu hỏi đặt ra là: Ta</w:t>
-            </w:r>
-            <w:r>
-              <w:t xml:space="preserve"> có nên nói vậy hay không hay là nên nói là một khách sạn có nhiều loại phòng và mỗi loại phòng cũng ở trong nhiều khách sạn?</w:t>
+            <w:proofErr w:type="spellStart"/>
+            <w:r>
+              <w:t>Câu</w:t>
+            </w:r>
+            <w:proofErr w:type="spellEnd"/>
+            <w:r>
+              <w:t xml:space="preserve"> </w:t>
+            </w:r>
+            <w:proofErr w:type="spellStart"/>
+            <w:r>
+              <w:t>hỏi</w:t>
+            </w:r>
+            <w:proofErr w:type="spellEnd"/>
+            <w:r>
+              <w:t xml:space="preserve"> </w:t>
+            </w:r>
+            <w:proofErr w:type="spellStart"/>
+            <w:r>
+              <w:t>đặt</w:t>
+            </w:r>
+            <w:proofErr w:type="spellEnd"/>
+            <w:r>
+              <w:t xml:space="preserve"> ra </w:t>
+            </w:r>
+            <w:proofErr w:type="spellStart"/>
+            <w:r>
+              <w:t>là</w:t>
+            </w:r>
+            <w:proofErr w:type="spellEnd"/>
+            <w:r>
+              <w:t>: Ta</w:t>
+            </w:r>
+            <w:r>
+              <w:t xml:space="preserve"> </w:t>
+            </w:r>
+            <w:proofErr w:type="spellStart"/>
+            <w:r>
+              <w:t>có</w:t>
+            </w:r>
+            <w:proofErr w:type="spellEnd"/>
+            <w:r>
+              <w:t xml:space="preserve"> </w:t>
+            </w:r>
+            <w:proofErr w:type="spellStart"/>
+            <w:r>
+              <w:t>nên</w:t>
+            </w:r>
+            <w:proofErr w:type="spellEnd"/>
+            <w:r>
+              <w:t xml:space="preserve"> </w:t>
+            </w:r>
+            <w:proofErr w:type="spellStart"/>
+            <w:r>
+              <w:t>nói</w:t>
+            </w:r>
+            <w:proofErr w:type="spellEnd"/>
+            <w:r>
+              <w:t xml:space="preserve"> </w:t>
+            </w:r>
+            <w:proofErr w:type="spellStart"/>
+            <w:r>
+              <w:t>vậy</w:t>
+            </w:r>
+            <w:proofErr w:type="spellEnd"/>
+            <w:r>
+              <w:t xml:space="preserve"> hay </w:t>
+            </w:r>
+            <w:proofErr w:type="spellStart"/>
+            <w:r>
+              <w:t>không</w:t>
+            </w:r>
+            <w:proofErr w:type="spellEnd"/>
+            <w:r>
+              <w:t xml:space="preserve"> hay </w:t>
+            </w:r>
+            <w:proofErr w:type="spellStart"/>
+            <w:r>
+              <w:t>là</w:t>
+            </w:r>
+            <w:proofErr w:type="spellEnd"/>
+            <w:r>
+              <w:t xml:space="preserve"> </w:t>
+            </w:r>
+            <w:proofErr w:type="spellStart"/>
+            <w:r>
+              <w:t>nên</w:t>
+            </w:r>
+            <w:proofErr w:type="spellEnd"/>
+            <w:r>
+              <w:t xml:space="preserve"> </w:t>
+            </w:r>
+            <w:proofErr w:type="spellStart"/>
+            <w:r>
+              <w:t>nói</w:t>
+            </w:r>
+            <w:proofErr w:type="spellEnd"/>
+            <w:r>
+              <w:t xml:space="preserve"> </w:t>
+            </w:r>
+            <w:proofErr w:type="spellStart"/>
+            <w:r>
+              <w:t>là</w:t>
+            </w:r>
+            <w:proofErr w:type="spellEnd"/>
+            <w:r>
+              <w:t xml:space="preserve"> </w:t>
+            </w:r>
+            <w:proofErr w:type="spellStart"/>
+            <w:r>
+              <w:t>một</w:t>
+            </w:r>
+            <w:proofErr w:type="spellEnd"/>
+            <w:r>
+              <w:t xml:space="preserve"> </w:t>
+            </w:r>
+            <w:proofErr w:type="spellStart"/>
+            <w:r>
+              <w:t>khách</w:t>
+            </w:r>
+            <w:proofErr w:type="spellEnd"/>
+            <w:r>
+              <w:t xml:space="preserve"> </w:t>
+            </w:r>
+            <w:proofErr w:type="spellStart"/>
+            <w:r>
+              <w:t>sạn</w:t>
+            </w:r>
+            <w:proofErr w:type="spellEnd"/>
+            <w:r>
+              <w:t xml:space="preserve"> </w:t>
+            </w:r>
+            <w:proofErr w:type="spellStart"/>
+            <w:r>
+              <w:t>có</w:t>
+            </w:r>
+            <w:proofErr w:type="spellEnd"/>
+            <w:r>
+              <w:t xml:space="preserve"> </w:t>
+            </w:r>
+            <w:proofErr w:type="spellStart"/>
+            <w:r>
+              <w:t>nhiều</w:t>
+            </w:r>
+            <w:proofErr w:type="spellEnd"/>
+            <w:r>
+              <w:t xml:space="preserve"> </w:t>
+            </w:r>
+            <w:proofErr w:type="spellStart"/>
+            <w:r>
+              <w:t>loại</w:t>
+            </w:r>
+            <w:proofErr w:type="spellEnd"/>
+            <w:r>
+              <w:t xml:space="preserve"> </w:t>
+            </w:r>
+            <w:proofErr w:type="spellStart"/>
+            <w:r>
+              <w:t>phòng</w:t>
+            </w:r>
+            <w:proofErr w:type="spellEnd"/>
+            <w:r>
+              <w:t xml:space="preserve"> </w:t>
+            </w:r>
+            <w:proofErr w:type="spellStart"/>
+            <w:r>
+              <w:t>và</w:t>
+            </w:r>
+            <w:proofErr w:type="spellEnd"/>
+            <w:r>
+              <w:t xml:space="preserve"> </w:t>
+            </w:r>
+            <w:proofErr w:type="spellStart"/>
+            <w:r>
+              <w:t>mỗi</w:t>
+            </w:r>
+            <w:proofErr w:type="spellEnd"/>
+            <w:r>
+              <w:t xml:space="preserve"> </w:t>
+            </w:r>
+            <w:proofErr w:type="spellStart"/>
+            <w:r>
+              <w:t>loại</w:t>
+            </w:r>
+            <w:proofErr w:type="spellEnd"/>
+            <w:r>
+              <w:t xml:space="preserve"> </w:t>
+            </w:r>
+            <w:proofErr w:type="spellStart"/>
+            <w:r>
+              <w:t>phòng</w:t>
+            </w:r>
+            <w:proofErr w:type="spellEnd"/>
+            <w:r>
+              <w:t xml:space="preserve"> </w:t>
+            </w:r>
+            <w:proofErr w:type="spellStart"/>
+            <w:r>
+              <w:t>cũng</w:t>
+            </w:r>
+            <w:proofErr w:type="spellEnd"/>
+            <w:r>
+              <w:t xml:space="preserve"> ở </w:t>
+            </w:r>
+            <w:proofErr w:type="spellStart"/>
+            <w:r>
+              <w:t>trong</w:t>
+            </w:r>
+            <w:proofErr w:type="spellEnd"/>
+            <w:r>
+              <w:t xml:space="preserve"> </w:t>
+            </w:r>
+            <w:proofErr w:type="spellStart"/>
+            <w:r>
+              <w:t>nhiều</w:t>
+            </w:r>
+            <w:proofErr w:type="spellEnd"/>
+            <w:r>
+              <w:t xml:space="preserve"> </w:t>
+            </w:r>
+            <w:proofErr w:type="spellStart"/>
+            <w:r>
+              <w:t>khách</w:t>
+            </w:r>
+            <w:proofErr w:type="spellEnd"/>
+            <w:r>
+              <w:t xml:space="preserve"> </w:t>
+            </w:r>
+            <w:proofErr w:type="spellStart"/>
+            <w:r>
+              <w:t>sạn</w:t>
+            </w:r>
+            <w:proofErr w:type="spellEnd"/>
+            <w:r>
+              <w:t>?</w:t>
             </w:r>
           </w:p>
         </w:tc>
@@ -268,7 +2866,87 @@
     <w:p/>
     <w:p>
       <w:r>
-        <w:t xml:space="preserve">Activiti Diagram viết lại các bước 6 (6.1,6.2,….) và chèn ảnh sơ đồ </w:t>
+        <w:t xml:space="preserve">Activiti Diagram </w:t>
+      </w:r>
+      <w:proofErr w:type="spellStart"/>
+      <w:r>
+        <w:t>viết</w:t>
+      </w:r>
+      <w:proofErr w:type="spellEnd"/>
+      <w:r>
+        <w:t xml:space="preserve"> </w:t>
+      </w:r>
+      <w:proofErr w:type="spellStart"/>
+      <w:r>
+        <w:t>lại</w:t>
+      </w:r>
+      <w:proofErr w:type="spellEnd"/>
+      <w:r>
+        <w:t xml:space="preserve"> </w:t>
+      </w:r>
+      <w:proofErr w:type="spellStart"/>
+      <w:r>
+        <w:t>các</w:t>
+      </w:r>
+      <w:proofErr w:type="spellEnd"/>
+      <w:r>
+        <w:t xml:space="preserve"> </w:t>
+      </w:r>
+      <w:proofErr w:type="spellStart"/>
+      <w:r>
+        <w:t>bước</w:t>
+      </w:r>
+      <w:proofErr w:type="spellEnd"/>
+      <w:r>
+        <w:t xml:space="preserve"> 6 (6.1,</w:t>
+      </w:r>
+      <w:proofErr w:type="gramStart"/>
+      <w:r>
+        <w:t>6.2,…</w:t>
+      </w:r>
+      <w:proofErr w:type="gramEnd"/>
+      <w:r>
+        <w:t xml:space="preserve">.) </w:t>
+      </w:r>
+      <w:proofErr w:type="spellStart"/>
+      <w:r>
+        <w:t>và</w:t>
+      </w:r>
+      <w:proofErr w:type="spellEnd"/>
+      <w:r>
+        <w:t xml:space="preserve"> </w:t>
+      </w:r>
+      <w:proofErr w:type="spellStart"/>
+      <w:r>
+        <w:t>chèn</w:t>
+      </w:r>
+      <w:proofErr w:type="spellEnd"/>
+      <w:r>
+        <w:t xml:space="preserve"> </w:t>
+      </w:r>
+      <w:proofErr w:type="spellStart"/>
+      <w:r>
+        <w:t>ảnh</w:t>
+      </w:r>
+      <w:proofErr w:type="spellEnd"/>
+      <w:r>
+        <w:t xml:space="preserve"> </w:t>
+      </w:r>
+      <w:proofErr w:type="spellStart"/>
+      <w:r>
+        <w:t>sơ</w:t>
+      </w:r>
+      <w:proofErr w:type="spellEnd"/>
+      <w:r>
+        <w:t xml:space="preserve"> </w:t>
+      </w:r>
+      <w:proofErr w:type="spellStart"/>
+      <w:r>
+        <w:t>đồ</w:t>
+      </w:r>
+      <w:proofErr w:type="spellEnd"/>
+      <w:r>
+        <w:t xml:space="preserve"> </w:t>
       </w:r>
     </w:p>
     <w:p>
@@ -278,8 +2956,162 @@
         </w:rPr>
       </w:pPr>
       <w:r>
-        <w:t>6.1 Kiểm tra phòng còn trống , 6.2 tạo đơn đặt phòng,6.3 cấp mã đặt phòng , 6.4 gửi email xác nhận 6.5 hiển thị thành công</w:t>
-      </w:r>
+        <w:t xml:space="preserve">6.1 </w:t>
+      </w:r>
+      <w:proofErr w:type="spellStart"/>
+      <w:r>
+        <w:t>Kiểm</w:t>
+      </w:r>
+      <w:proofErr w:type="spellEnd"/>
+      <w:r>
+        <w:t xml:space="preserve"> </w:t>
+      </w:r>
+      <w:proofErr w:type="spellStart"/>
+      <w:r>
+        <w:t>tra</w:t>
+      </w:r>
+      <w:proofErr w:type="spellEnd"/>
+      <w:r>
+        <w:t xml:space="preserve"> </w:t>
+      </w:r>
+      <w:proofErr w:type="spellStart"/>
+      <w:r>
+        <w:t>phòng</w:t>
+      </w:r>
+      <w:proofErr w:type="spellEnd"/>
+      <w:r>
+        <w:t xml:space="preserve"> </w:t>
+      </w:r>
+      <w:proofErr w:type="spellStart"/>
+      <w:r>
+        <w:t>còn</w:t>
+      </w:r>
+      <w:proofErr w:type="spellEnd"/>
+      <w:r>
+        <w:t xml:space="preserve"> </w:t>
+      </w:r>
+      <w:proofErr w:type="spellStart"/>
+      <w:proofErr w:type="gramStart"/>
+      <w:r>
+        <w:t>trống</w:t>
+      </w:r>
+      <w:proofErr w:type="spellEnd"/>
+      <w:r>
+        <w:t xml:space="preserve"> ,</w:t>
+      </w:r>
+      <w:proofErr w:type="gramEnd"/>
+      <w:r>
+        <w:t xml:space="preserve"> 6.2 </w:t>
+      </w:r>
+      <w:proofErr w:type="spellStart"/>
+      <w:r>
+        <w:t>tạo</w:t>
+      </w:r>
+      <w:proofErr w:type="spellEnd"/>
+      <w:r>
+        <w:t xml:space="preserve"> </w:t>
+      </w:r>
+      <w:proofErr w:type="spellStart"/>
+      <w:r>
+        <w:t>đơn</w:t>
+      </w:r>
+      <w:proofErr w:type="spellEnd"/>
+      <w:r>
+        <w:t xml:space="preserve"> </w:t>
+      </w:r>
+      <w:proofErr w:type="spellStart"/>
+      <w:r>
+        <w:t>đặt</w:t>
+      </w:r>
+      <w:proofErr w:type="spellEnd"/>
+      <w:r>
+        <w:t xml:space="preserve"> phòng,6.3 </w:t>
+      </w:r>
+      <w:proofErr w:type="spellStart"/>
+      <w:r>
+        <w:t>cấp</w:t>
+      </w:r>
+      <w:proofErr w:type="spellEnd"/>
+      <w:r>
+        <w:t xml:space="preserve"> </w:t>
+      </w:r>
+      <w:proofErr w:type="spellStart"/>
+      <w:r>
+        <w:t>mã</w:t>
+      </w:r>
+      <w:proofErr w:type="spellEnd"/>
+      <w:r>
+        <w:t xml:space="preserve"> </w:t>
+      </w:r>
+      <w:proofErr w:type="spellStart"/>
+      <w:r>
+        <w:t>đặt</w:t>
+      </w:r>
+      <w:proofErr w:type="spellEnd"/>
+      <w:r>
+        <w:t xml:space="preserve"> </w:t>
+      </w:r>
+      <w:proofErr w:type="spellStart"/>
+      <w:r>
+        <w:t>phòng</w:t>
+      </w:r>
+      <w:proofErr w:type="spellEnd"/>
+      <w:r>
+        <w:t xml:space="preserve"> , 6.4 </w:t>
+      </w:r>
+      <w:proofErr w:type="spellStart"/>
+      <w:r>
+        <w:t>gửi</w:t>
+      </w:r>
+      <w:proofErr w:type="spellEnd"/>
+      <w:r>
+        <w:t xml:space="preserve"> email </w:t>
+      </w:r>
+      <w:proofErr w:type="spellStart"/>
+      <w:r>
+        <w:t>xác</w:t>
+      </w:r>
+      <w:proofErr w:type="spellEnd"/>
+      <w:r>
+        <w:t xml:space="preserve"> </w:t>
+      </w:r>
+      <w:proofErr w:type="spellStart"/>
+      <w:r>
+        <w:t>nhận</w:t>
+      </w:r>
+      <w:proofErr w:type="spellEnd"/>
+      <w:r>
+        <w:t xml:space="preserve"> 6.5 </w:t>
+      </w:r>
+      <w:proofErr w:type="spellStart"/>
+      <w:r>
+        <w:t>hiển</w:t>
+      </w:r>
+      <w:proofErr w:type="spellEnd"/>
+      <w:r>
+        <w:t xml:space="preserve"> </w:t>
+      </w:r>
+      <w:proofErr w:type="spellStart"/>
+      <w:r>
+        <w:t>thị</w:t>
+      </w:r>
+      <w:proofErr w:type="spellEnd"/>
+      <w:r>
+        <w:t xml:space="preserve"> </w:t>
+      </w:r>
+      <w:proofErr w:type="spellStart"/>
+      <w:r>
+        <w:t>thành</w:t>
+      </w:r>
+      <w:proofErr w:type="spellEnd"/>
+      <w:r>
+        <w:t xml:space="preserve"> </w:t>
+      </w:r>
+      <w:proofErr w:type="spellStart"/>
+      <w:r>
+        <w:t>công</w:t>
+      </w:r>
+      <w:proofErr w:type="spellEnd"/>
     </w:p>
     <w:p>
       <w:r>
@@ -330,8 +3162,61 @@
       </w:r>
     </w:p>
     <w:p>
-      <w:r>
-        <w:t xml:space="preserve">Thiết kế ERD chèn ảnh ERD và trả lời </w:t>
+      <w:proofErr w:type="spellStart"/>
+      <w:r>
+        <w:t>Thiết</w:t>
+      </w:r>
+      <w:proofErr w:type="spellEnd"/>
+      <w:r>
+        <w:t xml:space="preserve"> </w:t>
+      </w:r>
+      <w:proofErr w:type="spellStart"/>
+      <w:r>
+        <w:t>kế</w:t>
+      </w:r>
+      <w:proofErr w:type="spellEnd"/>
+      <w:r>
+        <w:t xml:space="preserve"> ERD </w:t>
+      </w:r>
+      <w:proofErr w:type="spellStart"/>
+      <w:r>
+        <w:t>chèn</w:t>
+      </w:r>
+      <w:proofErr w:type="spellEnd"/>
+      <w:r>
+        <w:t xml:space="preserve"> </w:t>
+      </w:r>
+      <w:proofErr w:type="spellStart"/>
+      <w:r>
+        <w:t>ảnh</w:t>
+      </w:r>
+      <w:proofErr w:type="spellEnd"/>
+      <w:r>
+        <w:t xml:space="preserve"> ERD </w:t>
+      </w:r>
+      <w:proofErr w:type="spellStart"/>
+      <w:r>
+        <w:t>và</w:t>
+      </w:r>
+      <w:proofErr w:type="spellEnd"/>
+      <w:r>
+        <w:t xml:space="preserve"> </w:t>
+      </w:r>
+      <w:proofErr w:type="spellStart"/>
+      <w:r>
+        <w:t>trả</w:t>
+      </w:r>
+      <w:proofErr w:type="spellEnd"/>
+      <w:r>
+        <w:t xml:space="preserve"> </w:t>
+      </w:r>
+      <w:proofErr w:type="spellStart"/>
+      <w:r>
+        <w:t>lời</w:t>
+      </w:r>
+      <w:proofErr w:type="spellEnd"/>
+      <w:r>
+        <w:t xml:space="preserve"> </w:t>
       </w:r>
     </w:p>
     <w:tbl>
@@ -350,8 +3235,21 @@
             <w:tcW w:w="4675" w:type="dxa"/>
           </w:tcPr>
           <w:p>
-            <w:r>
-              <w:t xml:space="preserve">Thuộc tính </w:t>
+            <w:proofErr w:type="spellStart"/>
+            <w:r>
+              <w:t>Thuộc</w:t>
+            </w:r>
+            <w:proofErr w:type="spellEnd"/>
+            <w:r>
+              <w:t xml:space="preserve"> </w:t>
+            </w:r>
+            <w:proofErr w:type="spellStart"/>
+            <w:r>
+              <w:t>tính</w:t>
+            </w:r>
+            <w:proofErr w:type="spellEnd"/>
+            <w:r>
+              <w:t xml:space="preserve"> </w:t>
             </w:r>
           </w:p>
         </w:tc>
@@ -360,9 +3258,19 @@
             <w:tcW w:w="4675" w:type="dxa"/>
           </w:tcPr>
           <w:p>
-            <w:r>
-              <w:t>Đặt ở bảng</w:t>
-            </w:r>
+            <w:proofErr w:type="spellStart"/>
+            <w:r>
+              <w:t>Đặt</w:t>
+            </w:r>
+            <w:proofErr w:type="spellEnd"/>
+            <w:r>
+              <w:t xml:space="preserve"> ở </w:t>
+            </w:r>
+            <w:proofErr w:type="spellStart"/>
+            <w:r>
+              <w:t>bảng</w:t>
+            </w:r>
+            <w:proofErr w:type="spellEnd"/>
           </w:p>
         </w:tc>
       </w:tr>
@@ -372,9 +3280,11 @@
             <w:tcW w:w="4675" w:type="dxa"/>
           </w:tcPr>
           <w:p>
+            <w:proofErr w:type="spellStart"/>
             <w:r>
               <w:t>Total_rooms</w:t>
             </w:r>
+            <w:proofErr w:type="spellEnd"/>
           </w:p>
         </w:tc>
         <w:tc>
@@ -382,9 +3292,11 @@
             <w:tcW w:w="4675" w:type="dxa"/>
           </w:tcPr>
           <w:p>
+            <w:proofErr w:type="spellStart"/>
             <w:r>
               <w:t>Roomtype</w:t>
             </w:r>
+            <w:proofErr w:type="spellEnd"/>
           </w:p>
         </w:tc>
       </w:tr>
@@ -394,9 +3306,11 @@
             <w:tcW w:w="4675" w:type="dxa"/>
           </w:tcPr>
           <w:p>
+            <w:proofErr w:type="spellStart"/>
             <w:r>
               <w:t>Number_of_guests</w:t>
             </w:r>
+            <w:proofErr w:type="spellEnd"/>
           </w:p>
         </w:tc>
         <w:tc>
@@ -416,9 +3330,11 @@
             <w:tcW w:w="4675" w:type="dxa"/>
           </w:tcPr>
           <w:p>
+            <w:proofErr w:type="spellStart"/>
             <w:r>
               <w:t>Service_price</w:t>
             </w:r>
+            <w:proofErr w:type="spellEnd"/>
           </w:p>
         </w:tc>
         <w:tc>
@@ -438,8 +3354,53 @@
             <w:tcW w:w="4675" w:type="dxa"/>
           </w:tcPr>
           <w:p>
-            <w:r>
-              <w:t>Thuộc tính không nên lưu – Lý do</w:t>
+            <w:proofErr w:type="spellStart"/>
+            <w:r>
+              <w:t>Thuộc</w:t>
+            </w:r>
+            <w:proofErr w:type="spellEnd"/>
+            <w:r>
+              <w:t xml:space="preserve"> </w:t>
+            </w:r>
+            <w:proofErr w:type="spellStart"/>
+            <w:r>
+              <w:t>tính</w:t>
+            </w:r>
+            <w:proofErr w:type="spellEnd"/>
+            <w:r>
+              <w:t xml:space="preserve"> </w:t>
+            </w:r>
+            <w:proofErr w:type="spellStart"/>
+            <w:r>
+              <w:t>không</w:t>
+            </w:r>
+            <w:proofErr w:type="spellEnd"/>
+            <w:r>
+              <w:t xml:space="preserve"> </w:t>
+            </w:r>
+            <w:proofErr w:type="spellStart"/>
+            <w:r>
+              <w:t>nên</w:t>
+            </w:r>
+            <w:proofErr w:type="spellEnd"/>
+            <w:r>
+              <w:t xml:space="preserve"> </w:t>
+            </w:r>
+            <w:proofErr w:type="spellStart"/>
+            <w:r>
+              <w:t>lưu</w:t>
+            </w:r>
+            <w:proofErr w:type="spellEnd"/>
+            <w:r>
+              <w:t xml:space="preserve"> – </w:t>
+            </w:r>
+            <w:proofErr w:type="spellStart"/>
+            <w:r>
+              <w:t>Lý</w:t>
+            </w:r>
+            <w:proofErr w:type="spellEnd"/>
+            <w:r>
+              <w:t xml:space="preserve"> do</w:t>
             </w:r>
           </w:p>
         </w:tc>
@@ -454,6 +3415,9 @@
     <w:p/>
     <w:p>
       <w:r>
+        <w:rPr>
+          <w:noProof/>
+        </w:rPr>
         <w:lastRenderedPageBreak/>
         <w:drawing>
           <wp:inline distT="0" distB="0" distL="0" distR="0" wp14:anchorId="06114A44" wp14:editId="605ACF52">
@@ -494,7 +3458,15 @@
     </w:p>
     <w:p>
       <w:r>
-        <w:t>UI / UX trên Figma</w:t>
+        <w:t xml:space="preserve">UI / UX </w:t>
+      </w:r>
+      <w:proofErr w:type="spellStart"/>
+      <w:r>
+        <w:t>trên</w:t>
+      </w:r>
+      <w:proofErr w:type="spellEnd"/>
+      <w:r>
+        <w:t xml:space="preserve"> Figma</w:t>
       </w:r>
     </w:p>
     <w:p/>
@@ -526,9 +3498,11 @@
             <w:tcW w:w="2337" w:type="dxa"/>
           </w:tcPr>
           <w:p>
+            <w:proofErr w:type="spellStart"/>
             <w:r>
               <w:t>Lỗi</w:t>
             </w:r>
+            <w:proofErr w:type="spellEnd"/>
           </w:p>
         </w:tc>
         <w:tc>
@@ -536,8 +3510,29 @@
             <w:tcW w:w="2338" w:type="dxa"/>
           </w:tcPr>
           <w:p>
-            <w:r>
-              <w:t xml:space="preserve">Nguyên tắc vi phạm </w:t>
+            <w:proofErr w:type="spellStart"/>
+            <w:r>
+              <w:t>Nguyên</w:t>
+            </w:r>
+            <w:proofErr w:type="spellEnd"/>
+            <w:r>
+              <w:t xml:space="preserve"> </w:t>
+            </w:r>
+            <w:proofErr w:type="spellStart"/>
+            <w:r>
+              <w:t>tắc</w:t>
+            </w:r>
+            <w:proofErr w:type="spellEnd"/>
+            <w:r>
+              <w:t xml:space="preserve"> vi </w:t>
+            </w:r>
+            <w:proofErr w:type="spellStart"/>
+            <w:r>
+              <w:t>phạm</w:t>
+            </w:r>
+            <w:proofErr w:type="spellEnd"/>
+            <w:r>
+              <w:t xml:space="preserve"> </w:t>
             </w:r>
           </w:p>
         </w:tc>
@@ -546,9 +3541,19 @@
             <w:tcW w:w="2338" w:type="dxa"/>
           </w:tcPr>
           <w:p>
-            <w:r>
-              <w:t>Cách sửa</w:t>
-            </w:r>
+            <w:proofErr w:type="spellStart"/>
+            <w:r>
+              <w:t>Cách</w:t>
+            </w:r>
+            <w:proofErr w:type="spellEnd"/>
+            <w:r>
+              <w:t xml:space="preserve"> </w:t>
+            </w:r>
+            <w:proofErr w:type="spellStart"/>
+            <w:r>
+              <w:t>sửa</w:t>
+            </w:r>
+            <w:proofErr w:type="spellEnd"/>
           </w:p>
         </w:tc>
       </w:tr>
@@ -676,12 +3681,62 @@
     <w:p/>
     <w:p>
       <w:r>
-        <w:t>CTA chính – Lý do: …..</w:t>
-      </w:r>
+        <w:t xml:space="preserve">CTA </w:t>
+      </w:r>
+      <w:proofErr w:type="spellStart"/>
+      <w:r>
+        <w:t>chính</w:t>
+      </w:r>
+      <w:proofErr w:type="spellEnd"/>
+      <w:r>
+        <w:t xml:space="preserve"> – </w:t>
+      </w:r>
+      <w:proofErr w:type="spellStart"/>
+      <w:r>
+        <w:t>Lý</w:t>
+      </w:r>
+      <w:proofErr w:type="spellEnd"/>
+      <w:r>
+        <w:t xml:space="preserve"> do: </w:t>
+      </w:r>
+      <w:proofErr w:type="gramStart"/>
+      <w:r>
+        <w:t>…..</w:t>
+      </w:r>
+      <w:proofErr w:type="gramEnd"/>
     </w:p>
     <w:p>
-      <w:r>
-        <w:t xml:space="preserve">Phân tích tác động </w:t>
+      <w:proofErr w:type="spellStart"/>
+      <w:r>
+        <w:t>Phân</w:t>
+      </w:r>
+      <w:proofErr w:type="spellEnd"/>
+      <w:r>
+        <w:t xml:space="preserve"> </w:t>
+      </w:r>
+      <w:proofErr w:type="spellStart"/>
+      <w:r>
+        <w:t>tích</w:t>
+      </w:r>
+      <w:proofErr w:type="spellEnd"/>
+      <w:r>
+        <w:t xml:space="preserve"> </w:t>
+      </w:r>
+      <w:proofErr w:type="spellStart"/>
+      <w:r>
+        <w:t>tác</w:t>
+      </w:r>
+      <w:proofErr w:type="spellEnd"/>
+      <w:r>
+        <w:t xml:space="preserve"> </w:t>
+      </w:r>
+      <w:proofErr w:type="spellStart"/>
+      <w:r>
+        <w:t>động</w:t>
+      </w:r>
+      <w:proofErr w:type="spellEnd"/>
+      <w:r>
+        <w:t xml:space="preserve"> </w:t>
       </w:r>
     </w:p>
     <w:p/>
@@ -701,9 +3756,19 @@
             <w:tcW w:w="4675" w:type="dxa"/>
           </w:tcPr>
           <w:p>
-            <w:r>
-              <w:t>Khía cạnh</w:t>
-            </w:r>
+            <w:proofErr w:type="spellStart"/>
+            <w:r>
+              <w:t>Khía</w:t>
+            </w:r>
+            <w:proofErr w:type="spellEnd"/>
+            <w:r>
+              <w:t xml:space="preserve"> </w:t>
+            </w:r>
+            <w:proofErr w:type="spellStart"/>
+            <w:r>
+              <w:t>cạnh</w:t>
+            </w:r>
+            <w:proofErr w:type="spellEnd"/>
           </w:p>
         </w:tc>
         <w:tc>
@@ -711,9 +3776,19 @@
             <w:tcW w:w="4675" w:type="dxa"/>
           </w:tcPr>
           <w:p>
-            <w:r>
-              <w:t>Tác động</w:t>
-            </w:r>
+            <w:proofErr w:type="spellStart"/>
+            <w:r>
+              <w:t>Tác</w:t>
+            </w:r>
+            <w:proofErr w:type="spellEnd"/>
+            <w:r>
+              <w:t xml:space="preserve"> </w:t>
+            </w:r>
+            <w:proofErr w:type="spellStart"/>
+            <w:r>
+              <w:t>động</w:t>
+            </w:r>
+            <w:proofErr w:type="spellEnd"/>
           </w:p>
         </w:tc>
       </w:tr>
@@ -724,7 +3799,15 @@
           </w:tcPr>
           <w:p>
             <w:r>
-              <w:t xml:space="preserve">Giao diện </w:t>
+              <w:t xml:space="preserve">Giao </w:t>
+            </w:r>
+            <w:proofErr w:type="spellStart"/>
+            <w:r>
+              <w:t>diện</w:t>
+            </w:r>
+            <w:proofErr w:type="spellEnd"/>
+            <w:r>
+              <w:t xml:space="preserve"> </w:t>
             </w:r>
           </w:p>
         </w:tc>
@@ -732,7 +3815,136 @@
           <w:tcPr>
             <w:tcW w:w="4675" w:type="dxa"/>
           </w:tcPr>
-          <w:p/>
+          <w:p>
+            <w:proofErr w:type="spellStart"/>
+            <w:r>
+              <w:t>Thêm</w:t>
+            </w:r>
+            <w:proofErr w:type="spellEnd"/>
+            <w:r>
+              <w:t xml:space="preserve"> </w:t>
+            </w:r>
+            <w:proofErr w:type="spellStart"/>
+            <w:r>
+              <w:t>nút</w:t>
+            </w:r>
+            <w:proofErr w:type="spellEnd"/>
+            <w:r>
+              <w:t xml:space="preserve"> </w:t>
+            </w:r>
+            <w:proofErr w:type="spellStart"/>
+            <w:r>
+              <w:t>đặt</w:t>
+            </w:r>
+            <w:proofErr w:type="spellEnd"/>
+            <w:r>
+              <w:t xml:space="preserve"> </w:t>
+            </w:r>
+            <w:proofErr w:type="spellStart"/>
+            <w:r>
+              <w:t>thêm</w:t>
+            </w:r>
+            <w:proofErr w:type="spellEnd"/>
+            <w:r>
+              <w:t xml:space="preserve"> </w:t>
+            </w:r>
+            <w:proofErr w:type="spellStart"/>
+            <w:r>
+              <w:t>phòng</w:t>
+            </w:r>
+            <w:proofErr w:type="spellEnd"/>
+            <w:r>
+              <w:t xml:space="preserve"> </w:t>
+            </w:r>
+            <w:proofErr w:type="spellStart"/>
+            <w:r>
+              <w:t>sau</w:t>
+            </w:r>
+            <w:proofErr w:type="spellEnd"/>
+            <w:r>
+              <w:t xml:space="preserve"> </w:t>
+            </w:r>
+            <w:proofErr w:type="spellStart"/>
+            <w:r>
+              <w:t>khi</w:t>
+            </w:r>
+            <w:proofErr w:type="spellEnd"/>
+            <w:r>
+              <w:t xml:space="preserve"> </w:t>
+            </w:r>
+            <w:proofErr w:type="spellStart"/>
+            <w:r>
+              <w:t>chọn</w:t>
+            </w:r>
+            <w:proofErr w:type="spellEnd"/>
+            <w:r>
+              <w:t xml:space="preserve"> </w:t>
+            </w:r>
+            <w:proofErr w:type="spellStart"/>
+            <w:r>
+              <w:t>được</w:t>
+            </w:r>
+            <w:proofErr w:type="spellEnd"/>
+            <w:r>
+              <w:t xml:space="preserve"> </w:t>
+            </w:r>
+            <w:proofErr w:type="spellStart"/>
+            <w:r>
+              <w:t>loại</w:t>
+            </w:r>
+            <w:proofErr w:type="spellEnd"/>
+            <w:r>
+              <w:t xml:space="preserve"> </w:t>
+            </w:r>
+            <w:proofErr w:type="spellStart"/>
+            <w:r>
+              <w:t>phòng</w:t>
+            </w:r>
+            <w:proofErr w:type="spellEnd"/>
+            <w:r>
+              <w:t xml:space="preserve"> </w:t>
+            </w:r>
+            <w:proofErr w:type="spellStart"/>
+            <w:r>
+              <w:t>và</w:t>
+            </w:r>
+            <w:proofErr w:type="spellEnd"/>
+            <w:r>
+              <w:t xml:space="preserve"> </w:t>
+            </w:r>
+            <w:proofErr w:type="spellStart"/>
+            <w:r>
+              <w:t>chọn</w:t>
+            </w:r>
+            <w:proofErr w:type="spellEnd"/>
+            <w:r>
+              <w:t xml:space="preserve"> </w:t>
+            </w:r>
+            <w:proofErr w:type="spellStart"/>
+            <w:r>
+              <w:t>số</w:t>
+            </w:r>
+            <w:proofErr w:type="spellEnd"/>
+            <w:r>
+              <w:t xml:space="preserve"> </w:t>
+            </w:r>
+            <w:proofErr w:type="spellStart"/>
+            <w:r>
+              <w:t>lượng</w:t>
+            </w:r>
+            <w:proofErr w:type="spellEnd"/>
+            <w:r>
+              <w:t xml:space="preserve"> </w:t>
+            </w:r>
+            <w:proofErr w:type="spellStart"/>
+            <w:r>
+              <w:t>khách</w:t>
+            </w:r>
+            <w:proofErr w:type="spellEnd"/>
+            <w:r>
+              <w:t xml:space="preserve"> </w:t>
+            </w:r>
+          </w:p>
         </w:tc>
       </w:tr>
       <w:tr>
@@ -750,7 +3962,120 @@
           <w:tcPr>
             <w:tcW w:w="4675" w:type="dxa"/>
           </w:tcPr>
-          <w:p/>
+          <w:p>
+            <w:proofErr w:type="spellStart"/>
+            <w:r>
+              <w:t>Kiểm</w:t>
+            </w:r>
+            <w:proofErr w:type="spellEnd"/>
+            <w:r>
+              <w:t xml:space="preserve"> </w:t>
+            </w:r>
+            <w:proofErr w:type="spellStart"/>
+            <w:r>
+              <w:t>tra</w:t>
+            </w:r>
+            <w:proofErr w:type="spellEnd"/>
+            <w:r>
+              <w:t xml:space="preserve"> </w:t>
+            </w:r>
+            <w:proofErr w:type="spellStart"/>
+            <w:r>
+              <w:t>ngày</w:t>
+            </w:r>
+            <w:proofErr w:type="spellEnd"/>
+            <w:r>
+              <w:t xml:space="preserve"> </w:t>
+            </w:r>
+            <w:proofErr w:type="spellStart"/>
+            <w:r>
+              <w:t>nhận</w:t>
+            </w:r>
+            <w:proofErr w:type="spellEnd"/>
+            <w:r>
+              <w:t xml:space="preserve"> </w:t>
+            </w:r>
+            <w:proofErr w:type="spellStart"/>
+            <w:r>
+              <w:t>phòng</w:t>
+            </w:r>
+            <w:proofErr w:type="spellEnd"/>
+            <w:r>
+              <w:t xml:space="preserve"> </w:t>
+            </w:r>
+            <w:proofErr w:type="spellStart"/>
+            <w:r>
+              <w:t>dưới</w:t>
+            </w:r>
+            <w:proofErr w:type="spellEnd"/>
+            <w:r>
+              <w:t xml:space="preserve"> 3 </w:t>
+            </w:r>
+            <w:proofErr w:type="spellStart"/>
+            <w:r>
+              <w:t>tháng</w:t>
+            </w:r>
+            <w:proofErr w:type="spellEnd"/>
+            <w:r>
+              <w:t xml:space="preserve"> </w:t>
+            </w:r>
+            <w:proofErr w:type="spellStart"/>
+            <w:r>
+              <w:t>kiểm</w:t>
+            </w:r>
+            <w:proofErr w:type="spellEnd"/>
+            <w:r>
+              <w:t xml:space="preserve"> </w:t>
+            </w:r>
+            <w:proofErr w:type="spellStart"/>
+            <w:r>
+              <w:t>tra</w:t>
+            </w:r>
+            <w:proofErr w:type="spellEnd"/>
+            <w:r>
+              <w:t xml:space="preserve"> </w:t>
+            </w:r>
+            <w:proofErr w:type="spellStart"/>
+            <w:r>
+              <w:t>đặt</w:t>
+            </w:r>
+            <w:proofErr w:type="spellEnd"/>
+            <w:r>
+              <w:t xml:space="preserve"> </w:t>
+            </w:r>
+            <w:proofErr w:type="spellStart"/>
+            <w:r>
+              <w:t>tối</w:t>
+            </w:r>
+            <w:proofErr w:type="spellEnd"/>
+            <w:r>
+              <w:t xml:space="preserve"> </w:t>
+            </w:r>
+            <w:proofErr w:type="spellStart"/>
+            <w:r>
+              <w:t>đa</w:t>
+            </w:r>
+            <w:proofErr w:type="spellEnd"/>
+            <w:r>
+              <w:t xml:space="preserve"> </w:t>
+            </w:r>
+            <w:proofErr w:type="spellStart"/>
+            <w:r>
+              <w:t>là</w:t>
+            </w:r>
+            <w:proofErr w:type="spellEnd"/>
+            <w:r>
+              <w:t xml:space="preserve"> 14 </w:t>
+            </w:r>
+            <w:proofErr w:type="spellStart"/>
+            <w:r>
+              <w:t>đêm</w:t>
+            </w:r>
+            <w:proofErr w:type="spellEnd"/>
+            <w:r>
+              <w:t xml:space="preserve"> </w:t>
+            </w:r>
+          </w:p>
         </w:tc>
       </w:tr>
       <w:tr>
@@ -759,8 +4084,13 @@
             <w:tcW w:w="4675" w:type="dxa"/>
           </w:tcPr>
           <w:p>
-            <w:r>
-              <w:t>Usecase/Activity</w:t>
+            <w:proofErr w:type="spellStart"/>
+            <w:r>
+              <w:t>Usecase</w:t>
+            </w:r>
+            <w:proofErr w:type="spellEnd"/>
+            <w:r>
+              <w:t>/Activity</w:t>
             </w:r>
           </w:p>
         </w:tc>
